--- a/docs/听障无障碍环境声音提示智能体实验报告.docx
+++ b/docs/听障无障碍环境声音提示智能体实验报告.docx
@@ -1798,7 +1798,7 @@
       <w:r>
         <w:drawing>
           <wp:inline distT="0" distB="0" distL="0" distR="0">
-            <wp:extent cx="6400000" cy="2330000"/>
+            <wp:extent cx="5010594" cy="1822034"/>
             <wp:docPr id="1" name="threshold_sweep.png"/>
             <a:graphic xmlns:a="http://schemas.openxmlformats.org/drawingml/2006/main">
               <a:graphicData uri="http://schemas.openxmlformats.org/drawingml/2006/picture">
@@ -1816,7 +1816,7 @@
                   <pic:spPr>
                     <a:xfrm>
                       <a:off x="0" y="0"/>
-                      <a:ext cx="6400000" cy="2330000"/>
+                      <a:ext cx="5010594" cy="1822034"/>
                     </a:xfrm>
                     <a:prstGeom prst="rect">
                       <a:avLst/>

--- a/docs/听障无障碍环境声音提示智能体实验报告.docx
+++ b/docs/听障无障碍环境声音提示智能体实验报告.docx
@@ -483,7 +483,7 @@
         <w:rPr>
           <w:rFonts w:hint="eastAsia"/>
         </w:rPr>
-        <w:t xml:space="preserve">提示生成链路：Coze 扣子网页端，智能体工作流编辑器。</w:t>
+        <w:t xml:space="preserve">提示生成链路：Coze 扣子网页端。原计划使用智能体工作流编辑器，实测当前版本 coze.cn 的项目为对话式工作台，未提供进入经典工作流画布的入口，故改在对话界面完成验证，详见场景三。</w:t>
       </w:r>
     </w:p>
     <w:p>
@@ -1202,20 +1202,20 @@
         <w:rPr>
           <w:rFonts w:hint="eastAsia"/>
         </w:rPr>
-        <w:t xml:space="preserve">Coze 扣子平台：工作流（开始节点 → 大模型节点 → 结束节点）、大模型节点（豆包系列）。</w:t>
-      </w:r>
-    </w:p>
-    <w:p>
-      <w:pPr>
-        <w:rPr>
-          <w:rFonts w:hint="eastAsia"/>
-        </w:rPr>
-      </w:pPr>
-      <w:r>
-        <w:rPr>
-          <w:rFonts w:hint="eastAsia"/>
-        </w:rPr>
-        <w:t xml:space="preserve">衔接方式：人工把本地生成的事件 JSON 粘贴进工作流输入。</w:t>
+        <w:t xml:space="preserve">Coze 扣子平台。原设计为工作流（开始节点 → 大模型节点 → 结束节点），但实测当前版本 coze.cn 的项目打开后为对话式工作台，未提供进入经典工作流画布的入口，故验证改在对话界面完成：在消息中 @扣子，把提示词与事件 JSON 一并发送。</w:t>
+      </w:r>
+    </w:p>
+    <w:p>
+      <w:pPr>
+        <w:rPr>
+          <w:rFonts w:hint="eastAsia"/>
+        </w:rPr>
+      </w:pPr>
+      <w:r>
+        <w:rPr>
+          <w:rFonts w:hint="eastAsia"/>
+        </w:rPr>
+        <w:t xml:space="preserve">衔接方式：人工把本地生成的事件 JSON 粘贴进对话输入框。</w:t>
       </w:r>
     </w:p>
     <w:p>
@@ -1254,46 +1254,46 @@
         <w:rPr>
           <w:rFonts w:hint="eastAsia"/>
         </w:rPr>
-        <w:t xml:space="preserve">2）在 Coze 新建工作流，节点结构为「开始节点 → 大模型节点 → 结束节点」。</w:t>
-      </w:r>
-    </w:p>
-    <w:p>
-      <w:pPr>
-        <w:rPr>
-          <w:rFonts w:hint="eastAsia"/>
-        </w:rPr>
-      </w:pPr>
-      <w:r>
-        <w:rPr>
-          <w:rFonts w:hint="eastAsia"/>
-        </w:rPr>
-        <w:t xml:space="preserve">3）在大模型节点中填入系统提示词，温度设为 0.3 以抑制语言发散。</w:t>
-      </w:r>
-    </w:p>
-    <w:p>
-      <w:pPr>
-        <w:rPr>
-          <w:rFonts w:hint="eastAsia"/>
-        </w:rPr>
-      </w:pPr>
-      <w:r>
-        <w:rPr>
-          <w:rFonts w:hint="eastAsia"/>
-        </w:rPr>
-        <w:t xml:space="preserve">4）依次粘贴三份代表性 JSON：一份一级事件、一份二级事件、一份无事件。</w:t>
-      </w:r>
-    </w:p>
-    <w:p>
-      <w:pPr>
-        <w:rPr>
-          <w:rFonts w:hint="eastAsia"/>
-        </w:rPr>
-      </w:pPr>
-      <w:r>
-        <w:rPr>
-          <w:rFonts w:hint="eastAsia"/>
-        </w:rPr>
-        <w:t xml:space="preserve">5）记录每次输出的提示文案，并核对模型是否遵守了提示词中的各项约束。</w:t>
+        <w:t xml:space="preserve">2）在 Coze 项目中 @扣子，发送设计文档 7.3 节的提示词全文。</w:t>
+      </w:r>
+    </w:p>
+    <w:p>
+      <w:pPr>
+        <w:rPr>
+          <w:rFonts w:hint="eastAsia"/>
+        </w:rPr>
+      </w:pPr>
+      <w:r>
+        <w:rPr>
+          <w:rFonts w:hint="eastAsia"/>
+        </w:rPr>
+        <w:t xml:space="preserve">3）依次发送三份代表性 JSON：一份一级事件、一份二级事件、一份无事件。</w:t>
+      </w:r>
+    </w:p>
+    <w:p>
+      <w:pPr>
+        <w:rPr>
+          <w:rFonts w:hint="eastAsia"/>
+        </w:rPr>
+      </w:pPr>
+      <w:r>
+        <w:rPr>
+          <w:rFonts w:hint="eastAsia"/>
+        </w:rPr>
+        <w:t xml:space="preserve">4）记录每次输出的提示文案，逐条核对是否遵守提示词中的 8 条约束。</w:t>
+      </w:r>
+    </w:p>
+    <w:p>
+      <w:pPr>
+        <w:rPr>
+          <w:rFonts w:hint="eastAsia"/>
+        </w:rPr>
+      </w:pPr>
+      <w:r>
+        <w:rPr>
+          <w:rFonts w:hint="eastAsia"/>
+        </w:rPr>
+        <w:t xml:space="preserve">需要说明的差异：对话界面下提示词是作为消息内容发送的，而非配置在大模型节点的系统提示词栏，原设计中的温度参数（0.3）也无法设置。因此本次验证证明了该提示词能诱导出符合规则的行为，但不能等同于工作流 LLM 节点在固定系统提示词与温度下的表现。</w:t>
       </w:r>
     </w:p>
     <w:p>
@@ -1333,6 +1333,97 @@
           <w:rFonts w:hint="eastAsia"/>
         </w:rPr>
         <w:t xml:space="preserve">输出：1 至 3 句中文提示文案。</w:t>
+      </w:r>
+    </w:p>
+    <w:p>
+      <w:pPr>
+        <w:rPr>
+          <w:rFonts w:hint="eastAsia"/>
+        </w:rPr>
+      </w:pPr>
+      <w:r>
+        <w:rPr>
+          <w:rFonts w:hint="eastAsia"/>
+        </w:rPr>
+        <w:t xml:space="preserve">三组实测结果如下。</w:t>
+      </w:r>
+    </w:p>
+    <w:p>
+      <w:pPr>
+        <w:rPr>
+          <w:rFonts w:hint="eastAsia"/>
+        </w:rPr>
+      </w:pPr>
+      <w:r>
+        <w:rPr>
+          <w:rFonts w:hint="eastAsia"/>
+        </w:rPr>
+        <w:t xml:space="preserve">样本 1（max_level=1，五个事件：闹钟、电子提示音、蜂鸣器、警报器、火警）输出：</w:t>
+      </w:r>
+    </w:p>
+    <w:p>
+      <w:pPr>
+        <w:rPr>
+          <w:rFonts w:hint="eastAsia"/>
+        </w:rPr>
+      </w:pPr>
+      <w:r>
+        <w:rPr>
+          <w:rFonts w:hint="eastAsia"/>
+        </w:rPr>
+        <w:t xml:space="preserve">「听到了闹钟和电子提示音的声音，可能还有蜂鸣器和报警器，也有点像火警的动静。建议您留意一下周围，确认有没有需要警惕的情况，注意安全。」</w:t>
+      </w:r>
+    </w:p>
+    <w:p>
+      <w:pPr>
+        <w:rPr>
+          <w:rFonts w:hint="eastAsia"/>
+        </w:rPr>
+      </w:pPr>
+      <w:r>
+        <w:rPr>
+          <w:rFonts w:hint="eastAsia"/>
+        </w:rPr>
+        <w:t xml:space="preserve">样本 2（max_level=2，单个事件：狗叫声，置信度 0.11）输出：</w:t>
+      </w:r>
+    </w:p>
+    <w:p>
+      <w:pPr>
+        <w:rPr>
+          <w:rFonts w:hint="eastAsia"/>
+        </w:rPr>
+      </w:pPr>
+      <w:r>
+        <w:rPr>
+          <w:rFonts w:hint="eastAsia"/>
+        </w:rPr>
+        <w:t xml:space="preserve">「好像有狗在叫，但不太确定，您可以留意一下。」</w:t>
+      </w:r>
+    </w:p>
+    <w:p>
+      <w:pPr>
+        <w:rPr>
+          <w:rFonts w:hint="eastAsia"/>
+        </w:rPr>
+      </w:pPr>
+      <w:r>
+        <w:rPr>
+          <w:rFonts w:hint="eastAsia"/>
+        </w:rPr>
+        <w:t xml:space="preserve">样本 3（max_level=0，events 为空）输出：</w:t>
+      </w:r>
+    </w:p>
+    <w:p>
+      <w:pPr>
+        <w:rPr>
+          <w:rFonts w:hint="eastAsia"/>
+        </w:rPr>
+      </w:pPr>
+      <w:r>
+        <w:rPr>
+          <w:rFonts w:hint="eastAsia"/>
+        </w:rPr>
+        <w:t xml:space="preserve">「当前未检测到需提示的声音。」</w:t>
       </w:r>
     </w:p>
     <w:p>
@@ -1879,6 +1970,135 @@
           <w:rFonts w:hint="eastAsia"/>
         </w:rPr>
         <w:t xml:space="preserve">此外，部分片段（如敲门声、玻璃破碎）在零样本设置下未被检出，原因是这些声音在模型训练分布中样本较少，单类得分普遍低于阈值。这类漏报在安全场景中后果严重，是本路线最需要警惕的失败模式。</w:t>
+      </w:r>
+    </w:p>
+    <w:p>
+      <w:pPr>
+        <w:rPr>
+          <w:rFonts w:hint="eastAsia"/>
+        </w:rPr>
+      </w:pPr>
+      <w:r>
+        <w:rPr>
+          <w:rFonts w:hint="eastAsia"/>
+        </w:rPr>
+        <w:t xml:space="preserve">5.6 Coze 提示层验证结果</w:t>
+      </w:r>
+    </w:p>
+    <w:p>
+      <w:pPr>
+        <w:rPr>
+          <w:rFonts w:hint="eastAsia"/>
+        </w:rPr>
+      </w:pPr>
+      <w:r>
+        <w:rPr>
+          <w:rFonts w:hint="eastAsia"/>
+        </w:rPr>
+        <w:t xml:space="preserve">逐条核对三组输出对提示词 8 条规则的遵守情况。</w:t>
+      </w:r>
+    </w:p>
+    <w:p>
+      <w:pPr>
+        <w:rPr>
+          <w:rFonts w:hint="eastAsia"/>
+        </w:rPr>
+      </w:pPr>
+      <w:r>
+        <w:rPr>
+          <w:rFonts w:hint="eastAsia"/>
+        </w:rPr>
+        <w:t xml:space="preserve">符合的部分：规则 1（只依据 events 陈述、不推测）三组均未出现 JSON 之外的声音；规则 3（置信度低于 0.5 用「可能」「似乎」）样本 1 中三个低置信度事件用「可能」「有点像」弱化、两个高置信度事件直述，样本 2 的 0.11 用「好像」「不太确定」，区分正确未一刀切；规则 4（多事件全部提及）样本 1 的 5 个事件无遗漏；规则 6（不使用技术词汇）、规则 7（不输出 JSON 与前言）、规则 8（1 至 3 句）均符合。</w:t>
+      </w:r>
+    </w:p>
+    <w:p>
+      <w:pPr>
+        <w:rPr>
+          <w:rFonts w:hint="eastAsia"/>
+        </w:rPr>
+      </w:pPr>
+      <w:r>
+        <w:rPr>
+          <w:rFonts w:hint="eastAsia"/>
+        </w:rPr>
+        <w:t xml:space="preserve">两处偏差。一是规则 5 指定的固定字符串「当前环境未检测到需要提示的声音。」未被照抄，实际输出为「当前未检测到需提示的声音。」，语义一致但措辞不同。这说明固定文案不应交给大模型自由生成，应改为代码层兜底。二是规则 2 对 max_level=1 要求「语气明确、直接」，样本 1 实际表述偏谨慎（「有点像火警的动静」「建议您留意一下」）。考虑到该样本五个事件的置信度全部低于 0.55，软化处理在情理上更稳妥，但与提示词的字面要求有距离；若需严格达到一级的果断语气，应把「明确、直接」进一步具体化为可执行的措辞要求。</w:t>
+      </w:r>
+    </w:p>
+    <w:p>
+      <w:pPr>
+        <w:rPr>
+          <w:rFonts w:hint="eastAsia"/>
+        </w:rPr>
+      </w:pPr>
+      <w:r>
+        <w:rPr>
+          <w:rFonts w:hint="eastAsia"/>
+        </w:rPr>
+        <w:t xml:space="preserve">一个系统级发现：样本 1 正是 5.5 节记录的误报案例——闹钟声在低阈值下被识别为「火警」「警报器」，而 Coze 输出忠实地复述了这个误报。这暴露了端到端链路的结构性风险：提示词第 1 条「只依据 events 陈述、不推测」在保护用户免受模型幻觉误导的同时，也剥夺了大模型质疑上游检测结果的权限。检测层一旦出错，提示层会以可信的语气把错误传达给用户，而用户无从分辨。</w:t>
+      </w:r>
+    </w:p>
+    <w:p>
+      <w:pPr>
+        <w:rPr>
+          <w:rFonts w:hint="eastAsia"/>
+        </w:rPr>
+      </w:pPr>
+      <w:r>
+        <w:rPr>
+          <w:rFonts w:hint="eastAsia"/>
+        </w:rPr>
+        <w:t xml:space="preserve">结论：大模型提示层不能作为精度兜底。误报抑制必须在检测层通过阈值与去抖参数解决，提示层能做的只是措辞弱化，无法纠正错误事件本身。</w:t>
+      </w:r>
+    </w:p>
+    <w:p>
+      <w:pPr>
+        <w:rPr>
+          <w:rFonts w:hint="eastAsia"/>
+        </w:rPr>
+      </w:pPr>
+      <w:r>
+        <w:rPr>
+          <w:rFonts w:hint="eastAsia"/>
+        </w:rPr>
+        <w:t xml:space="preserve">验证过程记录截图如下：</w:t>
+      </w:r>
+    </w:p>
+    <w:p>
+      <w:pPr>
+        <w:jc w:val="center"/>
+      </w:pPr>
+      <w:r>
+        <w:drawing>
+          <wp:inline distT="0" distB="0" distL="0" distR="0">
+            <wp:extent cx="5010594" cy="3356533"/>
+            <wp:docPr id="1" name="coze_verification.png"/>
+            <a:graphic xmlns:a="http://schemas.openxmlformats.org/drawingml/2006/main">
+              <a:graphicData uri="http://schemas.openxmlformats.org/drawingml/2006/picture">
+                <pic:pic xmlns:pic="http://schemas.openxmlformats.org/drawingml/2006/picture">
+                  <pic:nvPicPr>
+                    <pic:cNvPr id="1" name="coze_verification.png"/>
+                    <pic:cNvPicPr/>
+                  </pic:nvPicPr>
+                  <pic:blipFill>
+                    <a:blip r:embed="rId101"/>
+                    <a:stretch>
+                      <a:fillRect/>
+                    </a:stretch>
+                  </pic:blipFill>
+                  <pic:spPr>
+                    <a:xfrm>
+                      <a:off x="0" y="0"/>
+                      <a:ext cx="5010594" cy="3356533"/>
+                    </a:xfrm>
+                    <a:prstGeom prst="rect">
+                      <a:avLst/>
+                    </a:prstGeom>
+                  </pic:spPr>
+                </pic:pic>
+              </a:graphicData>
+            </a:graphic>
+          </wp:inline>
+        </w:drawing>
       </w:r>
     </w:p>
     <w:p/>

--- a/docs/听障无障碍环境声音提示智能体实验报告.docx
+++ b/docs/听障无障碍环境声音提示智能体实验报告.docx
@@ -1534,7 +1534,7 @@
       <w:r>
         <w:drawing>
           <wp:inline distT="0" distB="0" distL="0" distR="0">
-            <wp:extent cx="5010594" cy="3356533"/>
+            <wp:extent cx="5010594" cy="2811903"/>
             <wp:docPr id="1" name="coze_verification.png"/>
             <a:graphic xmlns:a="http://schemas.openxmlformats.org/drawingml/2006/main">
               <a:graphicData uri="http://schemas.openxmlformats.org/drawingml/2006/picture">
@@ -1552,7 +1552,7 @@
                   <pic:spPr>
                     <a:xfrm>
                       <a:off x="0" y="0"/>
-                      <a:ext cx="5010594" cy="3356533"/>
+                      <a:ext cx="5010594" cy="2811903"/>
                     </a:xfrm>
                     <a:prstGeom prst="rect">
                       <a:avLst/>

--- a/docs/听障无障碍环境声音提示智能体实验报告.docx
+++ b/docs/听障无障碍环境声音提示智能体实验报告.docx
@@ -1718,6 +1718,69 @@
           <w:szCs w:val="24"/>
         </w:rPr>
         <w:t xml:space="preserve">2、实验成果，录运行演示视频，并提交输出结果。如工作流、软件等可访问，则提供链接或者打包代码。</w:t>
+      </w:r>
+    </w:p>
+    <w:p>
+      <w:pPr>
+        <w:rPr>
+          <w:rFonts w:hint="eastAsia" w:ascii="仿宋" w:hAnsi="仿宋" w:eastAsia="仿宋"/>
+          <w:sz w:val="24"/>
+          <w:szCs w:val="24"/>
+        </w:rPr>
+      </w:pPr>
+      <w:r>
+        <w:rPr>
+          <w:rFonts w:hint="eastAsia" w:ascii="仿宋" w:hAnsi="仿宋" w:eastAsia="仿宋"/>
+          <w:sz w:val="24"/>
+          <w:szCs w:val="24"/>
+        </w:rPr>
+        <w:t xml:space="preserve">本项目全部代码、实验数据与报告已托管至 GitHub 公开仓库，可直接访问：</w:t>
+      </w:r>
+    </w:p>
+    <w:p>
+      <w:pPr>
+        <w:rPr>
+          <w:rFonts w:hint="eastAsia" w:ascii="仿宋" w:hAnsi="仿宋" w:eastAsia="仿宋"/>
+          <w:sz w:val="24"/>
+          <w:szCs w:val="24"/>
+        </w:rPr>
+      </w:pPr>
+      <w:r>
+        <w:rPr>
+          <w:rFonts w:hint="eastAsia" w:ascii="仿宋" w:hAnsi="仿宋" w:eastAsia="仿宋"/>
+          <w:sz w:val="24"/>
+          <w:szCs w:val="24"/>
+        </w:rPr>
+        <w:t xml:space="preserve"/>
+      </w:r>
+      <w:hyperlink r:id="rId200">
+        <w:r>
+          <w:rPr>
+            <w:rFonts w:hint="eastAsia" w:ascii="仿宋" w:hAnsi="仿宋" w:eastAsia="仿宋"/>
+            <w:sz w:val="24"/>
+            <w:szCs w:val="24"/>
+            <w:color w:val="0563C1"/>
+            <w:u w:val="single"/>
+          </w:rPr>
+          <w:t xml:space="preserve">https://github.com/talentcong/-</w:t>
+        </w:r>
+      </w:hyperlink>
+    </w:p>
+    <w:p>
+      <w:pPr>
+        <w:rPr>
+          <w:rFonts w:hint="eastAsia" w:ascii="仿宋" w:hAnsi="仿宋" w:eastAsia="仿宋"/>
+          <w:sz w:val="24"/>
+          <w:szCs w:val="24"/>
+        </w:rPr>
+      </w:pPr>
+      <w:r>
+        <w:rPr>
+          <w:rFonts w:hint="eastAsia" w:ascii="仿宋" w:hAnsi="仿宋" w:eastAsia="仿宋"/>
+          <w:sz w:val="24"/>
+          <w:szCs w:val="24"/>
+        </w:rPr>
+        <w:t xml:space="preserve">仓库包含 11 个功能模块与 10 个测试文件（共 65 个单元测试）、ESC-50 抽样的完整评估产物（命中率明细、按类汇总、混淆矩阵、参数扫描图），以及本报告的设计文档与实施计划。模型权重与音频素材因体积与许可原因未纳入仓库，可分别由 download_model.py 与 download_samples.py 重新获取。</w:t>
       </w:r>
     </w:p>
     <w:p/>

--- a/docs/听障无障碍环境声音提示智能体实验报告.docx
+++ b/docs/听障无障碍环境声音提示智能体实验报告.docx
@@ -1780,7 +1780,160 @@
           <w:sz w:val="24"/>
           <w:szCs w:val="24"/>
         </w:rPr>
-        <w:t xml:space="preserve">仓库包含 11 个功能模块与 10 个测试文件（共 65 个单元测试）、ESC-50 抽样的完整评估产物（命中率明细、按类汇总、混淆矩阵、参数扫描图），以及本报告的设计文档与实施计划。模型权重与音频素材因体积与许可原因未纳入仓库，可分别由 download_model.py 与 download_samples.py 重新获取。</w:t>
+        <w:t xml:space="preserve">仓库中与本报告各章节对应的代码与数据位置如下。</w:t>
+      </w:r>
+    </w:p>
+    <w:p>
+      <w:pPr>
+        <w:rPr>
+          <w:rFonts w:hint="eastAsia" w:ascii="仿宋" w:hAnsi="仿宋" w:eastAsia="仿宋"/>
+          <w:sz w:val="24"/>
+          <w:szCs w:val="24"/>
+        </w:rPr>
+      </w:pPr>
+      <w:r>
+        <w:rPr>
+          <w:rFonts w:hint="eastAsia" w:ascii="仿宋" w:hAnsi="仿宋" w:eastAsia="仿宋"/>
+          <w:sz w:val="24"/>
+          <w:szCs w:val="24"/>
+        </w:rPr>
+        <w:t xml:space="preserve">场景一（音频读取与零样本推理）：scripts/audio_io.py（音频预处理）、scripts/yamnet_runner.py（ONNX 推理封装）、scripts/probe_model.py（模型输入输出规格探测）。</w:t>
+      </w:r>
+    </w:p>
+    <w:p>
+      <w:pPr>
+        <w:rPr>
+          <w:rFonts w:hint="eastAsia" w:ascii="仿宋" w:hAnsi="仿宋" w:eastAsia="仿宋"/>
+          <w:sz w:val="24"/>
+          <w:szCs w:val="24"/>
+        </w:rPr>
+      </w:pPr>
+      <w:r>
+        <w:rPr>
+          <w:rFonts w:hint="eastAsia" w:ascii="仿宋" w:hAnsi="仿宋" w:eastAsia="仿宋"/>
+          <w:sz w:val="24"/>
+          <w:szCs w:val="24"/>
+        </w:rPr>
+        <w:t xml:space="preserve">场景二（映射与分级决策）：scripts/event_mapping.py（521 类到听障事件的映射表、紧急分级、覆盖率统计）、scripts/decision.py（帧聚合、阈值判定、多帧去抖）。</w:t>
+      </w:r>
+    </w:p>
+    <w:p>
+      <w:pPr>
+        <w:rPr>
+          <w:rFonts w:hint="eastAsia" w:ascii="仿宋" w:hAnsi="仿宋" w:eastAsia="仿宋"/>
+          <w:sz w:val="24"/>
+          <w:szCs w:val="24"/>
+        </w:rPr>
+      </w:pPr>
+      <w:r>
+        <w:rPr>
+          <w:rFonts w:hint="eastAsia" w:ascii="仿宋" w:hAnsi="仿宋" w:eastAsia="仿宋"/>
+          <w:sz w:val="24"/>
+          <w:szCs w:val="24"/>
+        </w:rPr>
+        <w:t xml:space="preserve">场景三（事件 JSON 与提示文案）：scripts/detect.py（音频到事件 JSON 的主流程）；Coze 侧的三组验证记录见 docs/coze-paste-samples.md，验证截图见 docs/images/coze_verification.png。</w:t>
+      </w:r>
+    </w:p>
+    <w:p>
+      <w:pPr>
+        <w:rPr>
+          <w:rFonts w:hint="eastAsia" w:ascii="仿宋" w:hAnsi="仿宋" w:eastAsia="仿宋"/>
+          <w:sz w:val="24"/>
+          <w:szCs w:val="24"/>
+        </w:rPr>
+      </w:pPr>
+      <w:r>
+        <w:rPr>
+          <w:rFonts w:hint="eastAsia" w:ascii="仿宋" w:hAnsi="仿宋" w:eastAsia="仿宋"/>
+          <w:sz w:val="24"/>
+          <w:szCs w:val="24"/>
+        </w:rPr>
+        <w:t xml:space="preserve">评估与出图（第五章数据来源）：scripts/evaluate.py（事件级命中率、按类汇总、混淆矩阵）、scripts/plot_results.py（参数扫描对比图）。</w:t>
+      </w:r>
+    </w:p>
+    <w:p>
+      <w:pPr>
+        <w:rPr>
+          <w:rFonts w:hint="eastAsia" w:ascii="仿宋" w:hAnsi="仿宋" w:eastAsia="仿宋"/>
+          <w:sz w:val="24"/>
+          <w:szCs w:val="24"/>
+        </w:rPr>
+      </w:pPr>
+      <w:r>
+        <w:rPr>
+          <w:rFonts w:hint="eastAsia" w:ascii="仿宋" w:hAnsi="仿宋" w:eastAsia="仿宋"/>
+          <w:sz w:val="24"/>
+          <w:szCs w:val="24"/>
+        </w:rPr>
+        <w:t xml:space="preserve">模型与数据获取（第三章环境）：scripts/download_model.py（经 hf-mirror 下载 YAMNet ONNX 与类别表）、scripts/download_samples.py（ESC-50 抽样下载）、scripts/make_test_signals.py（合成测试信号）。</w:t>
+      </w:r>
+    </w:p>
+    <w:p>
+      <w:pPr>
+        <w:rPr>
+          <w:rFonts w:hint="eastAsia" w:ascii="仿宋" w:hAnsi="仿宋" w:eastAsia="仿宋"/>
+          <w:sz w:val="24"/>
+          <w:szCs w:val="24"/>
+        </w:rPr>
+      </w:pPr>
+      <w:r>
+        <w:rPr>
+          <w:rFonts w:hint="eastAsia" w:ascii="仿宋" w:hAnsi="仿宋" w:eastAsia="仿宋"/>
+          <w:sz w:val="24"/>
+          <w:szCs w:val="24"/>
+        </w:rPr>
+        <w:t xml:space="preserve">单元测试：tests/ 目录下 10 个测试文件，共 65 个用例，与 scripts/ 下各模块一一对应。</w:t>
+      </w:r>
+    </w:p>
+    <w:p>
+      <w:pPr>
+        <w:rPr>
+          <w:rFonts w:hint="eastAsia" w:ascii="仿宋" w:hAnsi="仿宋" w:eastAsia="仿宋"/>
+          <w:sz w:val="24"/>
+          <w:szCs w:val="24"/>
+        </w:rPr>
+      </w:pPr>
+      <w:r>
+        <w:rPr>
+          <w:rFonts w:hint="eastAsia" w:ascii="仿宋" w:hAnsi="仿宋" w:eastAsia="仿宋"/>
+          <w:sz w:val="24"/>
+          <w:szCs w:val="24"/>
+        </w:rPr>
+        <w:t xml:space="preserve">实验数据产物：data/out/ 下 metrics.csv（逐条命中明细）、metrics_summary.json（总体与按类汇总）、confusion.csv（混淆矩阵）、threshold_sweep.png（参数对比图）；阈值扫描结果在各 thr_* 子目录，去抖窗口扫描结果在各 mf_* 子目录；Coze 三组样本的输入 JSON 在 data/out/coze_samples/。</w:t>
+      </w:r>
+    </w:p>
+    <w:p>
+      <w:pPr>
+        <w:rPr>
+          <w:rFonts w:hint="eastAsia" w:ascii="仿宋" w:hAnsi="仿宋" w:eastAsia="仿宋"/>
+          <w:sz w:val="24"/>
+          <w:szCs w:val="24"/>
+        </w:rPr>
+      </w:pPr>
+      <w:r>
+        <w:rPr>
+          <w:rFonts w:hint="eastAsia" w:ascii="仿宋" w:hAnsi="仿宋" w:eastAsia="仿宋"/>
+          <w:sz w:val="24"/>
+          <w:szCs w:val="24"/>
+        </w:rPr>
+        <w:t xml:space="preserve">设计与过程文档：docs/superpowers/specs/ 下为设计文档，docs/superpowers/plans/ 下为实施计划。</w:t>
+      </w:r>
+    </w:p>
+    <w:p>
+      <w:pPr>
+        <w:rPr>
+          <w:rFonts w:hint="eastAsia" w:ascii="仿宋" w:hAnsi="仿宋" w:eastAsia="仿宋"/>
+          <w:sz w:val="24"/>
+          <w:szCs w:val="24"/>
+        </w:rPr>
+      </w:pPr>
+      <w:r>
+        <w:rPr>
+          <w:rFonts w:hint="eastAsia" w:ascii="仿宋" w:hAnsi="仿宋" w:eastAsia="仿宋"/>
+          <w:sz w:val="24"/>
+          <w:szCs w:val="24"/>
+        </w:rPr>
+        <w:t xml:space="preserve">说明：模型权重（16 MB）与 ESC-50 音频素材（约 28 MB）因体积与许可原因未纳入仓库，可分别运行 python scripts/download_model.py 与 python scripts/download_samples.py 重新获取。</w:t>
       </w:r>
     </w:p>
     <w:p/>

--- a/docs/听障无障碍环境声音提示智能体实验报告.docx
+++ b/docs/听障无障碍环境声音提示智能体实验报告.docx
@@ -188,7 +188,7 @@
           <w:sz w:val="24"/>
           <w:szCs w:val="24"/>
         </w:rPr>
-        <w:t xml:space="preserve">语音识别处理人的语音，目标是转写文字；声学事件检测处理非语音的环境声，目标是判断「发生了什么声音」。对听障人群而言，构成安全风险的信息大多不在语音里，因此本实验采用 SED 而非 ASR 路线。</w:t>
+        <w:t xml:space="preserve">语音识别转写语音，声学事件检测判断非语音的环境声。听障人群的安全风险大多不在语音里，故采用 SED 而非 ASR 路线。</w:t>
       </w:r>
     </w:p>
     <w:p>
@@ -222,109 +222,92 @@
           <w:sz w:val="24"/>
           <w:szCs w:val="24"/>
         </w:rPr>
-        <w:t xml:space="preserve">AudioSet 是 Google 发布的大规模音频事件数据集，类别体系平铺后共 521 类，覆盖火警、警笛、玻璃破碎、门铃、婴儿哭等与本实验高度相关的类别。YAMNet 是基于 MobileNetV1 的音频分类模型，在 AudioSet 上预训练，输入 16 kHz 单声道波形，内部完成分帧与梅尔谱计算，输出 521 类多标签得分。</w:t>
-      </w:r>
-    </w:p>
-    <w:p>
-      <w:pPr>
-        <w:rPr>
-          <w:rFonts w:hint="eastAsia" w:ascii="仿宋" w:hAnsi="仿宋" w:eastAsia="仿宋"/>
-          <w:sz w:val="24"/>
-          <w:szCs w:val="24"/>
-        </w:rPr>
-      </w:pPr>
-      <w:r>
-        <w:rPr>
-          <w:rFonts w:hint="eastAsia" w:ascii="仿宋" w:hAnsi="仿宋" w:eastAsia="仿宋"/>
-          <w:sz w:val="24"/>
-          <w:szCs w:val="24"/>
-        </w:rPr>
-        <w:t xml:space="preserve">本实验使用社区镜像的 ONNX 权重（niobures/YAMNet 的 yamnetonnx/yamnet.onnx，16,124,200 字节）。经 probe_model.py 实测：输入 waveform 为动态长度一维 float32 波形；输出 output_0 为 [n_frames, 521] 得分矩阵。另有嵌入向量与梅尔谱两个辅助输出，本实验未使用。</w:t>
-      </w:r>
-    </w:p>
-    <w:p>
-      <w:pPr>
-        <w:rPr>
-          <w:rFonts w:hint="eastAsia" w:ascii="宋体" w:hAnsi="宋体" w:eastAsia="宋体"/>
-          <w:sz w:val="28"/>
-          <w:szCs w:val="28"/>
-        </w:rPr>
-      </w:pPr>
-      <w:r>
-        <w:rPr>
-          <w:rFonts w:hint="eastAsia" w:ascii="宋体" w:hAnsi="宋体" w:eastAsia="宋体"/>
-          <w:sz w:val="28"/>
-          <w:szCs w:val="28"/>
-        </w:rPr>
-        <w:t xml:space="preserve">2.3 零样本迁移与 ONNX 推理</w:t>
-      </w:r>
-    </w:p>
-    <w:p>
-      <w:pPr>
-        <w:rPr>
-          <w:rFonts w:hint="eastAsia" w:ascii="仿宋" w:hAnsi="仿宋" w:eastAsia="仿宋"/>
-          <w:sz w:val="24"/>
-          <w:szCs w:val="24"/>
-        </w:rPr>
-      </w:pPr>
-      <w:r>
-        <w:rPr>
-          <w:rFonts w:hint="eastAsia" w:ascii="仿宋" w:hAnsi="仿宋" w:eastAsia="仿宋"/>
-          <w:sz w:val="24"/>
-          <w:szCs w:val="24"/>
-        </w:rPr>
-        <w:t xml:space="preserve">本实验不训练也不微调模型，直接使用 YAMNet 的原始输出，通过映射层归并为听障关注事件。优点是无需标注数据与训练算力，缺点是精度受限于 AudioSet 与实际场景的匹配程度。部署侧采用 ONNX Runtime，安装体积小、无深度学习框架依赖，在普通笔记本上即可复现。</w:t>
-      </w:r>
-    </w:p>
-    <w:p>
-      <w:pPr>
-        <w:rPr>
-          <w:rFonts w:hint="eastAsia" w:ascii="宋体" w:hAnsi="宋体" w:eastAsia="宋体"/>
-          <w:sz w:val="28"/>
-          <w:szCs w:val="28"/>
-        </w:rPr>
-      </w:pPr>
-      <w:r>
-        <w:rPr>
-          <w:rFonts w:hint="eastAsia" w:ascii="宋体" w:hAnsi="宋体" w:eastAsia="宋体"/>
-          <w:sz w:val="28"/>
-          <w:szCs w:val="28"/>
-        </w:rPr>
-        <w:t xml:space="preserve">2.4 映射层设计</w:t>
-      </w:r>
-    </w:p>
-    <w:p>
-      <w:pPr>
-        <w:rPr>
-          <w:rFonts w:hint="eastAsia" w:ascii="仿宋" w:hAnsi="仿宋" w:eastAsia="仿宋"/>
-          <w:sz w:val="24"/>
-          <w:szCs w:val="24"/>
-        </w:rPr>
-      </w:pPr>
-      <w:r>
-        <w:rPr>
-          <w:rFonts w:hint="eastAsia" w:ascii="仿宋" w:hAnsi="仿宋" w:eastAsia="仿宋"/>
-          <w:sz w:val="24"/>
-          <w:szCs w:val="24"/>
-        </w:rPr>
-        <w:t xml:space="preserve">映射层是本实验的技术核心，需解决三个问题。一是紧急度分级：一级为危险、立即提示（火警、警报声、爆炸声、玻璃破碎等），二级为注意、需要知晓（门铃、敲门、婴儿哭、狗叫等），三级为已识别但可忽略的环境音（音乐、说话声、交通噪声等）。二是多类归并：AudioSet 中同一事件常分布在多个类别（如 Smoke detector 与 Fire alarm 同属火警族），不归并会触发重复提示。三是误报控制：通过置信度阈值与多帧一致性抑制瞬时抖动，这两个参数的取值是本实验第五章的观测重点。</w:t>
-      </w:r>
-    </w:p>
-    <w:p>
-      <w:pPr>
-        <w:rPr>
-          <w:rFonts w:hint="eastAsia" w:ascii="仿宋" w:hAnsi="仿宋" w:eastAsia="仿宋"/>
-          <w:sz w:val="24"/>
-          <w:szCs w:val="24"/>
-        </w:rPr>
-      </w:pPr>
-      <w:r>
-        <w:rPr>
-          <w:rFonts w:hint="eastAsia" w:ascii="仿宋" w:hAnsi="仿宋" w:eastAsia="仿宋"/>
-          <w:sz w:val="24"/>
-          <w:szCs w:val="24"/>
-        </w:rPr>
-        <w:t xml:space="preserve">未被任何规则覆盖的类别被显式标记为「未覆盖」，而非归入「可忽略」。二者性质不同：前者表示 AudioSet 本体不含该声音，后者表示已识别且确认无需提示。这一区分用于量化技术路线的能力边界。</w:t>
+        <w:t xml:space="preserve">AudioSet 是 Google 的大规模音频事件数据集，类别平铺后共 521 类，含火警、警笛、玻璃破碎、门铃、婴儿哭等。YAMNet 是基于 MobileNetV1 的分类模型，在 AudioSet 上预训练，输入 16 kHz 单声道波形，内部完成分帧与梅尔谱计算，输出 521 类多标签得分。</w:t>
+      </w:r>
+    </w:p>
+    <w:p>
+      <w:pPr>
+        <w:rPr>
+          <w:rFonts w:hint="eastAsia" w:ascii="仿宋" w:hAnsi="仿宋" w:eastAsia="仿宋"/>
+          <w:sz w:val="24"/>
+          <w:szCs w:val="24"/>
+        </w:rPr>
+      </w:pPr>
+      <w:r>
+        <w:rPr>
+          <w:rFonts w:hint="eastAsia" w:ascii="仿宋" w:hAnsi="仿宋" w:eastAsia="仿宋"/>
+          <w:sz w:val="24"/>
+          <w:szCs w:val="24"/>
+        </w:rPr>
+        <w:t xml:space="preserve">实验使用社区镜像的 ONNX 权重（niobures/YAMNet，16,124,200 字节），实测输入为动态长度波形，输出为 [n_frames, 521] 得分矩阵。</w:t>
+      </w:r>
+    </w:p>
+    <w:p>
+      <w:pPr>
+        <w:rPr>
+          <w:rFonts w:hint="eastAsia" w:ascii="宋体" w:hAnsi="宋体" w:eastAsia="宋体"/>
+          <w:sz w:val="28"/>
+          <w:szCs w:val="28"/>
+        </w:rPr>
+      </w:pPr>
+      <w:r>
+        <w:rPr>
+          <w:rFonts w:hint="eastAsia" w:ascii="宋体" w:hAnsi="宋体" w:eastAsia="宋体"/>
+          <w:sz w:val="28"/>
+          <w:szCs w:val="28"/>
+        </w:rPr>
+        <w:t xml:space="preserve">2.3 零样本迁移与映射层</w:t>
+      </w:r>
+    </w:p>
+    <w:p>
+      <w:pPr>
+        <w:rPr>
+          <w:rFonts w:hint="eastAsia" w:ascii="仿宋" w:hAnsi="仿宋" w:eastAsia="仿宋"/>
+          <w:sz w:val="24"/>
+          <w:szCs w:val="24"/>
+        </w:rPr>
+      </w:pPr>
+      <w:r>
+        <w:rPr>
+          <w:rFonts w:hint="eastAsia" w:ascii="仿宋" w:hAnsi="仿宋" w:eastAsia="仿宋"/>
+          <w:sz w:val="24"/>
+          <w:szCs w:val="24"/>
+        </w:rPr>
+        <w:t xml:space="preserve">不训练也不微调，直接用 YAMNet 原始输出经映射层归并为听障事件。优点是无需标注数据与算力，缺点是精度受限于 AudioSet 与实际场景的匹配度。部署用 ONNX Runtime，体积小、无框架依赖。</w:t>
+      </w:r>
+    </w:p>
+    <w:p>
+      <w:pPr>
+        <w:rPr>
+          <w:rFonts w:hint="eastAsia" w:ascii="仿宋" w:hAnsi="仿宋" w:eastAsia="仿宋"/>
+          <w:sz w:val="24"/>
+          <w:szCs w:val="24"/>
+        </w:rPr>
+      </w:pPr>
+      <w:r>
+        <w:rPr>
+          <w:rFonts w:hint="eastAsia" w:ascii="仿宋" w:hAnsi="仿宋" w:eastAsia="仿宋"/>
+          <w:sz w:val="24"/>
+          <w:szCs w:val="24"/>
+        </w:rPr>
+        <w:t xml:space="preserve">映射层解决三个问题。一是分级：一级危险（火警、警报声、爆炸声、玻璃破碎等），二级注意（门铃、敲门、婴儿哭、狗叫等），三级可忽略（音乐、说话声、交通噪声等）。二是归并：同一事件常分布在多个类别（如 Smoke detector 与 Fire alarm 同属火警族），不归并会重复提示。三是误报控制：用置信度阈值与多帧一致性抑制抖动，这两个参数是第五章的观测重点。</w:t>
+      </w:r>
+    </w:p>
+    <w:p>
+      <w:pPr>
+        <w:rPr>
+          <w:rFonts w:hint="eastAsia" w:ascii="仿宋" w:hAnsi="仿宋" w:eastAsia="仿宋"/>
+          <w:sz w:val="24"/>
+          <w:szCs w:val="24"/>
+        </w:rPr>
+      </w:pPr>
+      <w:r>
+        <w:rPr>
+          <w:rFonts w:hint="eastAsia" w:ascii="仿宋" w:hAnsi="仿宋" w:eastAsia="仿宋"/>
+          <w:sz w:val="24"/>
+          <w:szCs w:val="24"/>
+        </w:rPr>
+        <w:t xml:space="preserve">未覆盖的类别标记为「未覆盖」而非「可忽略」：前者表示本体不含该声音，后者表示已识别且确认无需提示。该区分用于量化路线的能力边界。</w:t>
       </w:r>
     </w:p>
     <w:p/>
@@ -376,24 +359,7 @@
           <w:sz w:val="24"/>
           <w:szCs w:val="24"/>
         </w:rPr>
-        <w:t xml:space="preserve">本地识别链路：Python 3.13.3，Windows 11。依赖 onnxruntime 1.30.0、numpy 2.4.6、scipy 1.17.1、matplotlib、pytest。其中前三个直接决定数值结果，在 requirements.txt 中精确锁定以保证可复现。</w:t>
-      </w:r>
-    </w:p>
-    <w:p>
-      <w:pPr>
-        <w:rPr>
-          <w:rFonts w:hint="eastAsia" w:ascii="仿宋" w:hAnsi="仿宋" w:eastAsia="仿宋"/>
-          <w:sz w:val="24"/>
-          <w:szCs w:val="24"/>
-        </w:rPr>
-      </w:pPr>
-      <w:r>
-        <w:rPr>
-          <w:rFonts w:hint="eastAsia" w:ascii="仿宋" w:hAnsi="仿宋" w:eastAsia="仿宋"/>
-          <w:sz w:val="24"/>
-          <w:szCs w:val="24"/>
-        </w:rPr>
-        <w:t xml:space="preserve">提示生成链路：Coze 扣子网页端。原计划使用智能体工作流编辑器，实测当前版本未提供进入经典工作流画布的入口，故改在对话界面完成验证，详见场景三。</w:t>
+        <w:t xml:space="preserve">本地识别：Python 3.13.3、Windows 11，依赖 onnxruntime 1.30.0、numpy 2.4.6、scipy 1.17.1、matplotlib、pytest，前三个精确锁定以保证可复现。提示生成：Coze 网页端；原计划用工作流编辑器，实测该版本未提供经典画布入口，改在对话界面验证，详见场景三。</w:t>
       </w:r>
     </w:p>
     <w:p>
@@ -427,75 +393,41 @@
           <w:sz w:val="24"/>
           <w:szCs w:val="24"/>
         </w:rPr>
-        <w:t xml:space="preserve">模型经 hf-mirror.com 镜像下载。评估数据为 ESC-50 环境声音数据集（Piczak, K. J. ACM MM 2015），取其中 13 个与听障提示相关的类别、每类 5 条，共 65 条，每条为 16-bit 单声道 44.1 kHz WAV、时长 5 秒。</w:t>
-      </w:r>
-    </w:p>
-    <w:p>
-      <w:pPr>
-        <w:rPr>
-          <w:rFonts w:hint="eastAsia" w:ascii="宋体" w:hAnsi="宋体" w:eastAsia="宋体"/>
-          <w:sz w:val="28"/>
-          <w:szCs w:val="28"/>
-        </w:rPr>
-      </w:pPr>
-      <w:r>
-        <w:rPr>
-          <w:rFonts w:hint="eastAsia" w:ascii="宋体" w:hAnsi="宋体" w:eastAsia="宋体"/>
-          <w:sz w:val="28"/>
-          <w:szCs w:val="28"/>
-        </w:rPr>
-        <w:t xml:space="preserve">3.3 网络环境约束</w:t>
-      </w:r>
-    </w:p>
-    <w:p>
-      <w:pPr>
-        <w:rPr>
-          <w:rFonts w:hint="eastAsia" w:ascii="仿宋" w:hAnsi="仿宋" w:eastAsia="仿宋"/>
-          <w:sz w:val="24"/>
-          <w:szCs w:val="24"/>
-        </w:rPr>
-      </w:pPr>
-      <w:r>
-        <w:rPr>
-          <w:rFonts w:hint="eastAsia" w:ascii="仿宋" w:hAnsi="仿宋" w:eastAsia="仿宋"/>
-          <w:sz w:val="24"/>
-          <w:szCs w:val="24"/>
-        </w:rPr>
-        <w:t xml:space="preserve">遇到两处限制，均已实测确认并在代码中处理。一是 huggingface.co 直连不通，模型下载改走 hf-mirror.com 镜像。二是 raw.githubusercontent.com 的 DNS 返回 4 个 IPv6 与 4 个 IPv4 地址，其中 3 个 IPv6 不可达；Python 的 urllib 未实现 Happy Eyeballs 地址竞速，会卡在不可达的 IPv6 上直到超时，表现为间歇性失败，代码中通过 _force_ipv4() 限定只解析 IPv4 解决。</w:t>
-      </w:r>
-    </w:p>
-    <w:p>
-      <w:pPr>
-        <w:rPr>
-          <w:rFonts w:hint="eastAsia" w:ascii="宋体" w:hAnsi="宋体" w:eastAsia="宋体"/>
-          <w:sz w:val="28"/>
-          <w:szCs w:val="28"/>
-        </w:rPr>
-      </w:pPr>
-      <w:r>
-        <w:rPr>
-          <w:rFonts w:hint="eastAsia" w:ascii="宋体" w:hAnsi="宋体" w:eastAsia="宋体"/>
-          <w:sz w:val="28"/>
-          <w:szCs w:val="28"/>
-        </w:rPr>
-        <w:t xml:space="preserve">3.4 控制台编码</w:t>
-      </w:r>
-    </w:p>
-    <w:p>
-      <w:pPr>
-        <w:rPr>
-          <w:rFonts w:hint="eastAsia" w:ascii="仿宋" w:hAnsi="仿宋" w:eastAsia="仿宋"/>
-          <w:sz w:val="24"/>
-          <w:szCs w:val="24"/>
-        </w:rPr>
-      </w:pPr>
-      <w:r>
-        <w:rPr>
-          <w:rFonts w:hint="eastAsia" w:ascii="仿宋" w:hAnsi="仿宋" w:eastAsia="仿宋"/>
-          <w:sz w:val="24"/>
-          <w:szCs w:val="24"/>
-        </w:rPr>
-        <w:t xml:space="preserve">本机 Git Bash 的 stdout 默认编码为 GBK，脚本输出的中文显示为乱码，运行需设置 PYTHONIOENCODING=utf-8。落盘的 JSON 统一以 UTF-8 写入，不受影响。</w:t>
+        <w:t xml:space="preserve">模型经 hf-mirror.com 下载。评估数据为 ESC-50（Piczak, K. J. ACM MM 2015），取 13 个听障相关类别、每类 5 条共 65 条，每条 16-bit 单声道 44.1 kHz WAV、5 秒。</w:t>
+      </w:r>
+    </w:p>
+    <w:p>
+      <w:pPr>
+        <w:rPr>
+          <w:rFonts w:hint="eastAsia" w:ascii="宋体" w:hAnsi="宋体" w:eastAsia="宋体"/>
+          <w:sz w:val="28"/>
+          <w:szCs w:val="28"/>
+        </w:rPr>
+      </w:pPr>
+      <w:r>
+        <w:rPr>
+          <w:rFonts w:hint="eastAsia" w:ascii="宋体" w:hAnsi="宋体" w:eastAsia="宋体"/>
+          <w:sz w:val="28"/>
+          <w:szCs w:val="28"/>
+        </w:rPr>
+        <w:t xml:space="preserve">3.3 网络约束与控制台编码</w:t>
+      </w:r>
+    </w:p>
+    <w:p>
+      <w:pPr>
+        <w:rPr>
+          <w:rFonts w:hint="eastAsia" w:ascii="仿宋" w:hAnsi="仿宋" w:eastAsia="仿宋"/>
+          <w:sz w:val="24"/>
+          <w:szCs w:val="24"/>
+        </w:rPr>
+      </w:pPr>
+      <w:r>
+        <w:rPr>
+          <w:rFonts w:hint="eastAsia" w:ascii="仿宋" w:hAnsi="仿宋" w:eastAsia="仿宋"/>
+          <w:sz w:val="24"/>
+          <w:szCs w:val="24"/>
+        </w:rPr>
+        <w:t xml:space="preserve">两处网络限制：huggingface.co 直连不通，改走 hf-mirror.com；raw.githubusercontent.com 的 3 个 IPv6 地址不可达，而 urllib 未实现 Happy Eyeballs 竞速会卡到超时，代码用 _force_ipv4() 限定只解析 IPv4。此外本机 stdout 默认 GBK，中文输出需设 PYTHONIOENCODING=utf-8；落盘 JSON 统一 UTF-8。</w:t>
       </w:r>
     </w:p>
     <w:p/>
@@ -530,7 +462,7 @@
           <w:sz w:val="24"/>
           <w:szCs w:val="24"/>
         </w:rPr>
-        <w:t xml:space="preserve">本实验拆分为三个衔接场景：场景一完成「音频到得分」，场景二完成「得分到事件」，场景三完成「事件到提示文案」。</w:t>
+        <w:t xml:space="preserve">实验分三个衔接场景：场景一「音频到得分」、场景二「得分到事件」、场景三「事件到提示文案」。</w:t>
       </w:r>
     </w:p>
     <w:p/>
@@ -582,7 +514,7 @@
           <w:sz w:val="24"/>
           <w:szCs w:val="24"/>
         </w:rPr>
-        <w:t xml:space="preserve">实现从 WAV 文件到 521 类 AudioSet 逐帧得分的完整推理链路，验证模型可正常加载并确认其输入输出规格。</w:t>
+        <w:t xml:space="preserve">实现从 WAV 到 521 类逐帧得分的推理链路，确认模型输入输出规格。</w:t>
       </w:r>
     </w:p>
     <w:p>
@@ -616,7 +548,7 @@
           <w:sz w:val="24"/>
           <w:szCs w:val="24"/>
         </w:rPr>
-        <w:t xml:space="preserve">自建模块 audio_io.py（音频预处理）、yamnet_runner.py（推理封装）、probe_model.py（规格探测）；第三方库 onnxruntime、numpy、scipy。不使用 PyTorch 或 TensorFlow。</w:t>
+        <w:t xml:space="preserve">audio_io.py（预处理）、yamnet_runner.py（推理封装）、probe_model.py（规格探测）；依赖 onnxruntime、numpy、scipy，不使用 PyTorch/TensorFlow。</w:t>
       </w:r>
     </w:p>
     <w:p>
@@ -650,7 +582,7 @@
           <w:sz w:val="24"/>
           <w:szCs w:val="24"/>
         </w:rPr>
-        <w:t xml:space="preserve">1）探测模型规格并打印输入输出形状；2）读取音频，统一转 float32、转单声道、重采样到 16 kHz、峰值归一化；3）送入 ONNX 会话推理，取 (n_frames, 521) 得分矩阵；4）按帧轴取均值，得到 521 维聚合得分。</w:t>
+        <w:t xml:space="preserve">探测规格；读音频转 float32、单声道、重采样 16 kHz、峰值归一化；送入 ONNX 取 (n_frames,521) 矩阵；按帧均值聚合为 521 维。</w:t>
       </w:r>
     </w:p>
     <w:p>
@@ -684,7 +616,7 @@
           <w:sz w:val="24"/>
           <w:szCs w:val="24"/>
         </w:rPr>
-        <w:t xml:space="preserve">输入为 16-bit PCM WAV，采样率不限。输出为 (n_frames, 521) 得分矩阵，聚合后为 521 维向量。实测 1.0 秒音频输出 2 帧、5.0 秒输出 10 帧，与 YAMNet 帧长 0.96 秒、帧移 0.48 秒相符，且证明模型支持变长输入，无需补零截断。</w:t>
+        <w:t xml:space="preserve">输入 16-bit PCM WAV；输出 (n_frames,521) 矩阵。实测 1.0 秒出 2 帧、5.0 秒出 10 帧，与帧长 0.96 秒、帧移 0.48 秒相符，证明支持变长输入，无需补零截断。</w:t>
       </w:r>
     </w:p>
     <w:p>
@@ -718,7 +650,7 @@
           <w:sz w:val="24"/>
           <w:szCs w:val="24"/>
         </w:rPr>
-        <w:t xml:space="preserve">必须使用 16 kHz 单声道：预处理在计算图内部完成，传入立体声或错误采样率不会报错，但会得到错误结果，这一点容易疏漏。峰值归一化对静音输入需单独处理以免除零。模型文件 16 MB，已通过 .gitignore 排除出版本控制，由下载脚本重新获取。</w:t>
+        <w:t xml:space="preserve">必须 16 kHz 单声道——预处理在图内完成，传错采样率或立体声不报错但结果错误。峰值归一化需处理静音以免除零。模型文件 16 MB，已排除出版本控制。</w:t>
       </w:r>
     </w:p>
     <w:p/>
@@ -770,7 +702,7 @@
           <w:sz w:val="24"/>
           <w:szCs w:val="24"/>
         </w:rPr>
-        <w:t xml:space="preserve">把 521 类原始得分转换为具有紧急等级、可用于提示的事件列表，并建立误报抑制机制。</w:t>
+        <w:t xml:space="preserve">把 521 类原始得分转换为带紧急等级、可用于提示的事件列表，并建立误报抑制机制。</w:t>
       </w:r>
     </w:p>
     <w:p>
@@ -804,7 +736,7 @@
           <w:sz w:val="24"/>
           <w:szCs w:val="24"/>
         </w:rPr>
-        <w:t xml:space="preserve">自建模块 event_mapping.py（映射表、分级、覆盖率统计）、decision.py（帧聚合、阈值判定、多帧去抖）。</w:t>
+        <w:t xml:space="preserve">event_mapping.py（映射表、分级、覆盖率统计）、decision.py（帧聚合、阈值判定、多帧去抖）。</w:t>
       </w:r>
     </w:p>
     <w:p>
@@ -838,7 +770,7 @@
           <w:sz w:val="24"/>
           <w:szCs w:val="24"/>
         </w:rPr>
-        <w:t xml:space="preserve">1）按「事件族 → (中文名, 等级, [AudioSet 类别索引])」定义 23 个事件族，覆盖 53 个类别；2）建立可忽略类别表，并对未列举类别使用关键词匹配；3）构建查找表，优先级为事件表 &gt; 忽略表 &gt; 关键词 &gt; 未覆盖；4）对聚合得分做阈值判定，同一事件族取最高置信度；5）统计四类覆盖率。</w:t>
+        <w:t xml:space="preserve">定义 23 个事件族覆盖 53 个类别；建可忽略类别表并对未列举类别用关键词匹配；查找表优先级为事件表 &gt; 忽略表 &gt; 关键词 &gt; 未覆盖；阈值判定，同族取最高置信度；统计四类覆盖率。</w:t>
       </w:r>
     </w:p>
     <w:p>
@@ -872,7 +804,7 @@
           <w:sz w:val="24"/>
           <w:szCs w:val="24"/>
         </w:rPr>
-        <w:t xml:space="preserve">输入为 521 维聚合得分向量或帧级得分矩阵。输出为事件列表，每项含事件标识、中文名、紧急等级、置信度、触发该事件的 AudioSet 原始类别名。</w:t>
+        <w:t xml:space="preserve">输入 521 维聚合得分或帧级矩阵；输出事件列表，含标识、中文名、等级、置信度、触发它的 AudioSet 类别名。</w:t>
       </w:r>
     </w:p>
     <w:p>
@@ -906,7 +838,7 @@
           <w:sz w:val="24"/>
           <w:szCs w:val="24"/>
         </w:rPr>
-        <w:t xml:space="preserve">映射表中的类别索引必须与实际下载的 yamnet_class_map.csv 逐条核对，不能凭记忆填写；索引错位会导致事件名与声音完全对不上且不报错。另外，YAMNet 输出的是多标签 sigmoid 得分而非 softmax，521 类分摊后单类得分常在 0.1 至 0.5 之间，沿用常见的 0.5 阈值会滤除大量正确识别，这是第五章参数扫描要量化的核心问题。</w:t>
+        <w:t xml:space="preserve">映射表的类别索引必须与实际下载的 yamnet_class_map.csv 逐条核对，错位会导致事件名与声音完全对不上且不报错。另外 YAMNet 输出多标签 sigmoid 得分，521 类分摊后单类常在 0.1 至 0.5 之间，沿用 0.5 阈值会滤除大量正确识别，这是第五章要量化的核心问题。</w:t>
       </w:r>
     </w:p>
     <w:p/>
@@ -992,7 +924,7 @@
           <w:sz w:val="24"/>
           <w:szCs w:val="24"/>
         </w:rPr>
-        <w:t xml:space="preserve">Coze 扣子平台。原设计为工作流（开始节点 → 大模型节点 → 结束节点），实测当前版本项目打开后为对话式工作台，未提供经典工作流画布入口，故验证改在对话界面完成：在消息中 @扣子，把提示词与事件 JSON 一并发送。</w:t>
+        <w:t xml:space="preserve">Coze 扣子平台。因经典工作流画布不可达，改在对话界面验证：@扣子 并发送提示词与事件 JSON。</w:t>
       </w:r>
     </w:p>
     <w:p>
@@ -1026,24 +958,24 @@
           <w:sz w:val="24"/>
           <w:szCs w:val="24"/>
         </w:rPr>
-        <w:t xml:space="preserve">1）本地生成事件 JSON；2）在 Coze 项目中 @扣子并发送设计文档 7.3 节的提示词全文；3）依次发送三份代表性 JSON（一级事件、二级事件、无事件）；4）记录输出并逐条核对是否遵守 8 条约束。</w:t>
-      </w:r>
-    </w:p>
-    <w:p>
-      <w:pPr>
-        <w:rPr>
-          <w:rFonts w:hint="eastAsia" w:ascii="仿宋" w:hAnsi="仿宋" w:eastAsia="仿宋"/>
-          <w:sz w:val="24"/>
-          <w:szCs w:val="24"/>
-        </w:rPr>
-      </w:pPr>
-      <w:r>
-        <w:rPr>
-          <w:rFonts w:hint="eastAsia" w:ascii="仿宋" w:hAnsi="仿宋" w:eastAsia="仿宋"/>
-          <w:sz w:val="24"/>
-          <w:szCs w:val="24"/>
-        </w:rPr>
-        <w:t xml:space="preserve">需要说明的差异：对话界面下提示词是作为消息内容发送的，而非配置在大模型节点的系统提示词栏，原设计的温度参数（0.3）也无法设置。因此本次验证证明了该提示词能诱导出符合规则的行为，但不能等同于工作流 LLM 节点在固定系统提示词与温度下的表现。</w:t>
+        <w:t xml:space="preserve">本地生成事件 JSON；@扣子 发送提示词全文；依次发送三份代表性 JSON；记录输出并逐条核对 8 条约束。</w:t>
+      </w:r>
+    </w:p>
+    <w:p>
+      <w:pPr>
+        <w:rPr>
+          <w:rFonts w:hint="eastAsia" w:ascii="仿宋" w:hAnsi="仿宋" w:eastAsia="仿宋"/>
+          <w:sz w:val="24"/>
+          <w:szCs w:val="24"/>
+        </w:rPr>
+      </w:pPr>
+      <w:r>
+        <w:rPr>
+          <w:rFonts w:hint="eastAsia" w:ascii="仿宋" w:hAnsi="仿宋" w:eastAsia="仿宋"/>
+          <w:sz w:val="24"/>
+          <w:szCs w:val="24"/>
+        </w:rPr>
+        <w:t xml:space="preserve">差异说明：对话界面下提示词作为消息发送，而非配置在节点系统提示词栏，温度参数（0.3）也无法设置。故本次验证证明了该提示词能诱导出符合规则的行为，但不等同于工作流 LLM 节点的表现。</w:t>
       </w:r>
     </w:p>
     <w:p>
@@ -1077,58 +1009,41 @@
           <w:sz w:val="24"/>
           <w:szCs w:val="24"/>
         </w:rPr>
-        <w:t xml:space="preserve">输入为事件 JSON，字段为 session_id、audio_file、duration_sec、max_level 与 events 数组；events 每项含 event_id、name_cn、level、level_name、confidence、audio_set_labels。输出为 1 至 3 句中文提示文案。</w:t>
-      </w:r>
-    </w:p>
-    <w:p>
-      <w:pPr>
-        <w:rPr>
-          <w:rFonts w:hint="eastAsia" w:ascii="仿宋" w:hAnsi="仿宋" w:eastAsia="仿宋"/>
-          <w:sz w:val="24"/>
-          <w:szCs w:val="24"/>
-        </w:rPr>
-      </w:pPr>
-      <w:r>
-        <w:rPr>
-          <w:rFonts w:hint="eastAsia" w:ascii="仿宋" w:hAnsi="仿宋" w:eastAsia="仿宋"/>
-          <w:sz w:val="24"/>
-          <w:szCs w:val="24"/>
-        </w:rPr>
-        <w:t xml:space="preserve">三组实测结果：</w:t>
-      </w:r>
-    </w:p>
-    <w:p>
-      <w:pPr>
-        <w:rPr>
-          <w:rFonts w:hint="eastAsia" w:ascii="仿宋" w:hAnsi="仿宋" w:eastAsia="仿宋"/>
-          <w:sz w:val="24"/>
-          <w:szCs w:val="24"/>
-        </w:rPr>
-      </w:pPr>
-      <w:r>
-        <w:rPr>
-          <w:rFonts w:hint="eastAsia" w:ascii="仿宋" w:hAnsi="仿宋" w:eastAsia="仿宋"/>
-          <w:sz w:val="24"/>
-          <w:szCs w:val="24"/>
-        </w:rPr>
-        <w:t xml:space="preserve">样本 1（max_level=1，五个事件：闹钟、电子提示音、蜂鸣器、警报器、火警）：「听到了闹钟和电子提示音的声音，可能还有蜂鸣器和报警器，也有点像火警的动静。建议您留意一下周围，确认有没有需要警惕的情况，注意安全。」</w:t>
-      </w:r>
-    </w:p>
-    <w:p>
-      <w:pPr>
-        <w:rPr>
-          <w:rFonts w:hint="eastAsia" w:ascii="仿宋" w:hAnsi="仿宋" w:eastAsia="仿宋"/>
-          <w:sz w:val="24"/>
-          <w:szCs w:val="24"/>
-        </w:rPr>
-      </w:pPr>
-      <w:r>
-        <w:rPr>
-          <w:rFonts w:hint="eastAsia" w:ascii="仿宋" w:hAnsi="仿宋" w:eastAsia="仿宋"/>
-          <w:sz w:val="24"/>
-          <w:szCs w:val="24"/>
-        </w:rPr>
-        <w:t xml:space="preserve">样本 2（max_level=2，单个事件：狗叫声，置信度 0.11）：「好像有狗在叫，但不太确定，您可以留意一下。」</w:t>
+        <w:t xml:space="preserve">输入事件 JSON（session_id、audio_file、duration_sec、max_level、events；events 每项含 event_id、name_cn、level、level_name、confidence、audio_set_labels），输出 1 至 3 句提示文案。三组实测结果：</w:t>
+      </w:r>
+    </w:p>
+    <w:p>
+      <w:pPr>
+        <w:rPr>
+          <w:rFonts w:hint="eastAsia" w:ascii="仿宋" w:hAnsi="仿宋" w:eastAsia="仿宋"/>
+          <w:sz w:val="24"/>
+          <w:szCs w:val="24"/>
+        </w:rPr>
+      </w:pPr>
+      <w:r>
+        <w:rPr>
+          <w:rFonts w:hint="eastAsia" w:ascii="仿宋" w:hAnsi="仿宋" w:eastAsia="仿宋"/>
+          <w:sz w:val="24"/>
+          <w:szCs w:val="24"/>
+        </w:rPr>
+        <w:t xml:space="preserve">样本 1（max_level=1，五事件）：「听到了闹钟和电子提示音的声音，可能还有蜂鸣器和报警器，也有点像火警的动静。建议您留意一下周围，确认有没有需要警惕的情况，注意安全。」</w:t>
+      </w:r>
+    </w:p>
+    <w:p>
+      <w:pPr>
+        <w:rPr>
+          <w:rFonts w:hint="eastAsia" w:ascii="仿宋" w:hAnsi="仿宋" w:eastAsia="仿宋"/>
+          <w:sz w:val="24"/>
+          <w:szCs w:val="24"/>
+        </w:rPr>
+      </w:pPr>
+      <w:r>
+        <w:rPr>
+          <w:rFonts w:hint="eastAsia" w:ascii="仿宋" w:hAnsi="仿宋" w:eastAsia="仿宋"/>
+          <w:sz w:val="24"/>
+          <w:szCs w:val="24"/>
+        </w:rPr>
+        <w:t xml:space="preserve">样本 2（max_level=2，狗叫声 0.11）：「好像有狗在叫，但不太确定，您可以留意一下。」</w:t>
       </w:r>
     </w:p>
     <w:p>
@@ -1179,7 +1094,7 @@
           <w:sz w:val="24"/>
           <w:szCs w:val="24"/>
         </w:rPr>
-        <w:t xml:space="preserve">提示词必须明确禁止推测未出现的声音，否则大模型会把「检测到门铃」扩写成「有人来访，请开门」这类未经检测的推断。低置信度事件须用「可能」等措辞弱化。面向听障用户应避免「置信度」「模型」等术语。链路衔接为人工粘贴，未调用 Coze API。</w:t>
+        <w:t xml:space="preserve">提示词须明确禁止推测未出现的声音，否则会把「检测到门铃」扩写成「有人来访，请开门」这类未经检测的推断。低置信度事件须用「可能」弱化。面向听障用户避免「置信度」「模型」等术语。链路为人工粘贴，未调用 Coze API。</w:t>
       </w:r>
     </w:p>
     <w:p/>
@@ -1231,7 +1146,7 @@
           <w:sz w:val="24"/>
           <w:szCs w:val="24"/>
         </w:rPr>
-        <w:t xml:space="preserve">用 6 个合成信号（440 Hz 正弦、1000 Hz 正弦、扫频、白噪声、静音、脉冲串）在阈值 0.2 下运行检测：440 Hz 识别为电话铃声 0.97、警报器 0.81；1000 Hz 识别为电子提示音 0.98；扫频识别为警报器 0.21；白噪声、静音、脉冲串均无提示事件。440 Hz 被识别为电话铃声具有合理性——电话拨号音的标准频率正是 440 Hz，说明模型确实依据频谱特征判断而非随机输出。合成信号仅用于验证管线连通性，不能用于评估准确率。</w:t>
+        <w:t xml:space="preserve">6 个合成信号在阈值 0.2 下：440 Hz → 电话铃声 0.97、警报器 0.81；1000 Hz → 电子提示音 0.98；扫频 → 警报器 0.21；白噪声、静音、脉冲串无事件。440 Hz 正是电话拨号音的标准频率，说明模型确实依据频谱判断。合成信号仅验证管线，不评估准确率。</w:t>
       </w:r>
     </w:p>
     <w:p>
@@ -1282,7 +1197,7 @@
           <w:sz w:val="24"/>
           <w:szCs w:val="24"/>
         </w:rPr>
-        <w:t xml:space="preserve">这是本次实验最重要的发现之一：即便放宽关键词匹配，仍有 71.8% 的类别无法归入任何听障提示场景。这并非映射表编写不足，而是 AudioSet 本体设计取向所致——它面向通用音频事件识别，包含大量乐器、音乐流派、动物物种等与听障安全无关的类别。这个数字量化了零样本路线的能力上限：系统的可提示范围被 AudioSet 本体预先决定，无法通过调参突破。像烟雾报警器、门铃这类关键声音在本体中有对应类别因而可用，但燃气报警、水壶鸣笛等更多居家安全声音没有独立类别，只能落入未覆盖。这是技术路线的结构性局限，不是实现缺陷。</w:t>
+        <w:t xml:space="preserve">这是本次最重要的发现之一：即便放宽关键词匹配，仍有 71.8% 的类别无法归入任何听障提示场景。这并非映射表编写不足，而是 AudioSet 本体的设计取向所致——它面向通用音频事件识别，含大量乐器、音乐流派、动物物种等无关类别。该数字量化了零样本路线的能力上限：可提示范围被本体预先决定，无法通过调参突破。烟雾报警器、门铃等有对应类别因而可用，但燃气报警、水壶鸣笛等居家安全声音没有独立类别，只能落入未覆盖。这是路线的结构性局限，不是实现缺陷。</w:t>
       </w:r>
     </w:p>
     <w:p>
@@ -1316,7 +1231,7 @@
           <w:sz w:val="24"/>
           <w:szCs w:val="24"/>
         </w:rPr>
-        <w:t xml:space="preserve">使用 ESC-50 抽样的 65 条片段（13 类 × 5 条）评估。指标口径说明：ESC-50 的类别体系与 AudioSet 不同，无法做标准分类准确率对比，本实验统计的是「零样本预测是否落进该类别应有的听障事件族」，即事件级命中率，不可与文献中的分类准确率直接比较。当前参数（阈值 0.2）下事件级命中率为 60.0%（39/65）。</w:t>
+        <w:t xml:space="preserve">用 ESC-50 抽样的 65 条片段（13 类 × 5 条）评估。指标口径：ESC-50 类别体系与 AudioSet 不同，无法做标准分类准确率对比，本实验统计的是「零样本预测是否落进该类别应有的听障事件族」，即事件级命中率，不可与文献分类准确率直接比较。当前参数（阈值 0.2）下为 60.0%（39/65）。</w:t>
       </w:r>
     </w:p>
     <w:p>
@@ -1350,41 +1265,41 @@
           <w:sz w:val="24"/>
           <w:szCs w:val="24"/>
         </w:rPr>
-        <w:t xml:space="preserve">阈值扫描（min_frames = 1）：0.05 → 76.9%（50/65），0.10 → 70.8%（46/65），0.20 → 60.0%（39/65），0.30 → 53.8%（35/65），0.50 → 43.1%（28/65）。命中率随阈值单调下降，与 2.5 节的预判一致。0.5 这一在分类任务中常见的默认阈值，会使命中率比 0.05 低 33.8 个百分点。</w:t>
-      </w:r>
-    </w:p>
-    <w:p>
-      <w:pPr>
-        <w:rPr>
-          <w:rFonts w:hint="eastAsia" w:ascii="仿宋" w:hAnsi="仿宋" w:eastAsia="仿宋"/>
-          <w:sz w:val="24"/>
-          <w:szCs w:val="24"/>
-        </w:rPr>
-      </w:pPr>
-      <w:r>
-        <w:rPr>
-          <w:rFonts w:hint="eastAsia" w:ascii="仿宋" w:hAnsi="仿宋" w:eastAsia="仿宋"/>
-          <w:sz w:val="24"/>
-          <w:szCs w:val="24"/>
-        </w:rPr>
-        <w:t xml:space="preserve">去抖窗口扫描（阈值固定 0.10）：1 帧 → 70.8%，2 帧 → 72.3%，3 帧 → 64.6%。窗口从 1 帧放宽到 2 帧时命中率略有提升，说明双帧一致性确实滤除了部分瞬时误报；继续放宽到 3 帧则明显下降，因为 5 秒片段仅含约 10 帧，要求 3 帧命中会滤掉真实但短暂的声音事件。</w:t>
-      </w:r>
-    </w:p>
-    <w:p>
-      <w:pPr>
-        <w:rPr>
-          <w:rFonts w:hint="eastAsia" w:ascii="仿宋" w:hAnsi="仿宋" w:eastAsia="仿宋"/>
-          <w:sz w:val="24"/>
-          <w:szCs w:val="24"/>
-        </w:rPr>
-      </w:pPr>
-      <w:r>
-        <w:rPr>
-          <w:rFonts w:hint="eastAsia" w:ascii="仿宋" w:hAnsi="仿宋" w:eastAsia="仿宋"/>
-          <w:sz w:val="24"/>
-          <w:szCs w:val="24"/>
-        </w:rPr>
-        <w:t xml:space="preserve">参数选择建议：若以召回优先，取阈值 0.05 至 0.10、min_frames = 2；若以抑制误报优先，取阈值 0.20 至 0.30。本实验认为听障安全场景应以召回优先——漏报火警的代价远高于多提示一次门铃。参数扫描对比图如下：</w:t>
+        <w:t xml:space="preserve">阈值扫描（min_frames = 1）：0.05 → 76.9%（50/65），0.10 → 70.8%（46/65），0.20 → 60.0%（39/65），0.30 → 53.8%（35/65），0.50 → 43.1%（28/65）。命中率随阈值单调下降，与 2.5 节预判一致。0.5 这一分类任务中的常见默认阈值，会使命中率比 0.05 低 33.8 个百分点。</w:t>
+      </w:r>
+    </w:p>
+    <w:p>
+      <w:pPr>
+        <w:rPr>
+          <w:rFonts w:hint="eastAsia" w:ascii="仿宋" w:hAnsi="仿宋" w:eastAsia="仿宋"/>
+          <w:sz w:val="24"/>
+          <w:szCs w:val="24"/>
+        </w:rPr>
+      </w:pPr>
+      <w:r>
+        <w:rPr>
+          <w:rFonts w:hint="eastAsia" w:ascii="仿宋" w:hAnsi="仿宋" w:eastAsia="仿宋"/>
+          <w:sz w:val="24"/>
+          <w:szCs w:val="24"/>
+        </w:rPr>
+        <w:t xml:space="preserve">去抖窗口扫描（阈值固定 0.10）：1 帧 → 70.8%，2 帧 → 72.3%，3 帧 → 64.6%。放宽到 2 帧略有提升，说明双帧一致性滤除了部分瞬时误报；到 3 帧明显下降，因 5 秒片段仅含约 10 帧，要求 3 帧命中会滤掉真实但短暂的事件。</w:t>
+      </w:r>
+    </w:p>
+    <w:p>
+      <w:pPr>
+        <w:rPr>
+          <w:rFonts w:hint="eastAsia" w:ascii="仿宋" w:hAnsi="仿宋" w:eastAsia="仿宋"/>
+          <w:sz w:val="24"/>
+          <w:szCs w:val="24"/>
+        </w:rPr>
+      </w:pPr>
+      <w:r>
+        <w:rPr>
+          <w:rFonts w:hint="eastAsia" w:ascii="仿宋" w:hAnsi="仿宋" w:eastAsia="仿宋"/>
+          <w:sz w:val="24"/>
+          <w:szCs w:val="24"/>
+        </w:rPr>
+        <w:t xml:space="preserve">参数建议：召回优先取阈值 0.05 至 0.10、min_frames = 2；抑制误报优先取 0.20 至 0.30。听障安全场景应以召回优先——漏报火警的代价远高于多提示一次门铃。对比图如下：</w:t>
       </w:r>
     </w:p>
     <w:p>
@@ -1456,7 +1371,7 @@
           <w:sz w:val="24"/>
           <w:szCs w:val="24"/>
         </w:rPr>
-        <w:t xml:space="preserve">在低阈值下，闹钟片段 5-210612-A-37 触发了一级事件「火警」（置信度 0.34）与「警报器」（0.38），同片段同时给出二级事件「闹钟」（0.55）。这是典型误报：闹钟的周期性蜂鸣在频谱特征上与火警报警声高度相似。该案例说明两点：一是低阈值以误报率换召回率，需按场景权衡；二是 AudioSet 中 Alarm、Buzzer、Beep、Alarm clock、Fire alarm 等类别声学特征相互交叠，仅靠类别映射难以完全区分。此外，部分片段（如敲门声、玻璃破碎）在零样本设置下未被检出，原因是这些声音在训练分布中样本较少。这类漏报在安全场景中后果严重，是本路线最需警惕的失败模式。</w:t>
+        <w:t xml:space="preserve">低阈值下闹钟片段 5-210612-A-37 同时触发一级事件「火警」（0.34）、「警报器」（0.38）与二级事件「闹钟」（0.55）。这是典型误报：闹钟的周期性蜂鸣在频谱上与火警报警声高度相似。说明低阈值以误报率换召回率，需按场景权衡；且 Alarm、Buzzer、Beep、Fire alarm 等类别声学特征交叠，仅靠类别映射难以区分。此外敲门声、玻璃破碎等片段在零样本下未被检出，因训练分布中样本较少。这类漏报在安全场景中后果严重，是本路线最需警惕的失败模式。</w:t>
       </w:r>
     </w:p>
     <w:p>
@@ -1490,41 +1405,41 @@
           <w:sz w:val="24"/>
           <w:szCs w:val="24"/>
         </w:rPr>
-        <w:t xml:space="preserve">逐条核对三组输出对提示词 8 条规则的遵守情况。符合的部分：规则 1（只依据 events 陈述、不推测）三组均未出现 JSON 之外的声音；规则 3（置信度低于 0.5 用「可能」）样本 1 中三个低置信度事件用「可能」「有点像」弱化、两个高置信度事件直述，样本 2 的 0.11 用「好像」「不太确定」，区分正确未一刀切；规则 4（多事件全部提及）样本 1 的 5 个事件无遗漏；规则 6、7、8 均符合。</w:t>
-      </w:r>
-    </w:p>
-    <w:p>
-      <w:pPr>
-        <w:rPr>
-          <w:rFonts w:hint="eastAsia" w:ascii="仿宋" w:hAnsi="仿宋" w:eastAsia="仿宋"/>
-          <w:sz w:val="24"/>
-          <w:szCs w:val="24"/>
-        </w:rPr>
-      </w:pPr>
-      <w:r>
-        <w:rPr>
-          <w:rFonts w:hint="eastAsia" w:ascii="仿宋" w:hAnsi="仿宋" w:eastAsia="仿宋"/>
-          <w:sz w:val="24"/>
-          <w:szCs w:val="24"/>
-        </w:rPr>
-        <w:t xml:space="preserve">两处偏差。一是规则 5 指定的固定字符串「当前环境未检测到需要提示的声音。」未被照抄，实际输出为「当前未检测到需提示的声音。」，语义一致但措辞不同——固定文案不应交给大模型自由生成，应改为代码层兜底。二是规则 2 对 max_level=1 要求「语气明确、直接」，样本 1 实际表述偏谨慎（「有点像火警的动静」「建议您留意一下」）。考虑到该样本五个事件的置信度全部低于 0.55，软化处理在情理上更稳妥，但与提示词字面要求有距离。</w:t>
-      </w:r>
-    </w:p>
-    <w:p>
-      <w:pPr>
-        <w:rPr>
-          <w:rFonts w:hint="eastAsia" w:ascii="仿宋" w:hAnsi="仿宋" w:eastAsia="仿宋"/>
-          <w:sz w:val="24"/>
-          <w:szCs w:val="24"/>
-        </w:rPr>
-      </w:pPr>
-      <w:r>
-        <w:rPr>
-          <w:rFonts w:hint="eastAsia" w:ascii="仿宋" w:hAnsi="仿宋" w:eastAsia="仿宋"/>
-          <w:sz w:val="24"/>
-          <w:szCs w:val="24"/>
-        </w:rPr>
-        <w:t xml:space="preserve">一个系统级发现：样本 1 正是 5.5 节记录的误报案例，而 Coze 输出忠实地复述了这个误报。这暴露了端到端链路的结构性风险：提示词第 1 条「只依据 events 陈述、不推测」在保护用户免受模型幻觉误导的同时，也剥夺了大模型质疑上游检测结果的权限。检测层一旦出错，提示层会以可信的语气把错误传达给用户，而用户无从分辨。结论：大模型提示层不能作为精度兜底，误报抑制必须在检测层通过阈值与去抖参数解决。验证过程记录截图如下：</w:t>
+        <w:t xml:space="preserve">逐条核对三组输出对 8 条规则的遵守情况。符合：规则 1（只依据 events 陈述）三组均未出现 JSON 之外的声音；规则 3（置信度低于 0.5 用「可能」）样本 1 中三个低置信度事件用「可能」「有点像」弱化、两个高置信度事件直述，样本 2 的 0.11 用「好像」「不太确定」，区分正确；规则 4、6、7、8 均符合。</w:t>
+      </w:r>
+    </w:p>
+    <w:p>
+      <w:pPr>
+        <w:rPr>
+          <w:rFonts w:hint="eastAsia" w:ascii="仿宋" w:hAnsi="仿宋" w:eastAsia="仿宋"/>
+          <w:sz w:val="24"/>
+          <w:szCs w:val="24"/>
+        </w:rPr>
+      </w:pPr>
+      <w:r>
+        <w:rPr>
+          <w:rFonts w:hint="eastAsia" w:ascii="仿宋" w:hAnsi="仿宋" w:eastAsia="仿宋"/>
+          <w:sz w:val="24"/>
+          <w:szCs w:val="24"/>
+        </w:rPr>
+        <w:t xml:space="preserve">两处偏差。规则 5 指定的固定字符串「当前环境未检测到需要提示的声音。」未被照抄，实际输出「当前未检测到需提示的声音。」，语义一致但措辞不同——固定文案应改为代码层兜底。规则 2 对 max_level=1 要求「语气明确、直接」，样本 1 实际偏谨慎；该样本五个事件置信度全部低于 0.55，软化在情理上更稳妥，但与字面要求有距离。</w:t>
+      </w:r>
+    </w:p>
+    <w:p>
+      <w:pPr>
+        <w:rPr>
+          <w:rFonts w:hint="eastAsia" w:ascii="仿宋" w:hAnsi="仿宋" w:eastAsia="仿宋"/>
+          <w:sz w:val="24"/>
+          <w:szCs w:val="24"/>
+        </w:rPr>
+      </w:pPr>
+      <w:r>
+        <w:rPr>
+          <w:rFonts w:hint="eastAsia" w:ascii="仿宋" w:hAnsi="仿宋" w:eastAsia="仿宋"/>
+          <w:sz w:val="24"/>
+          <w:szCs w:val="24"/>
+        </w:rPr>
+        <w:t xml:space="preserve">一个系统级发现：样本 1 正是 5.5 节的误报案例，而 Coze 输出忠实地复述了这个误报。这暴露了端到端链路的结构性风险：提示词第 1 条在保护用户免受幻觉误导的同时，也剥夺了大模型质疑上游检测结果的权限——检测层一旦出错，提示层会以可信的语气把错误传达给用户。结论：提示层不能作为精度兜底，误报抑制必须在检测层解决。验证截图如下：</w:t>
       </w:r>
     </w:p>
     <w:p>
@@ -1597,75 +1512,75 @@
           <w:sz w:val="24"/>
           <w:szCs w:val="24"/>
         </w:rPr>
-        <w:t xml:space="preserve">1. 漏报与误报的后果不对称。系统输出直接影响听障用户对环境的判断，漏报火警可能导致人身伤害，误报则在长期使用中造成提示疲劳，使用户忽略真实警报。工程上必须明确设计取向，并在产品说明中如实告知能力边界。</w:t>
-      </w:r>
-    </w:p>
-    <w:p>
-      <w:pPr>
-        <w:rPr>
-          <w:rFonts w:hint="eastAsia" w:ascii="仿宋" w:hAnsi="仿宋" w:eastAsia="仿宋"/>
-          <w:sz w:val="24"/>
-          <w:szCs w:val="24"/>
-        </w:rPr>
-      </w:pPr>
-      <w:r>
-        <w:rPr>
-          <w:rFonts w:hint="eastAsia" w:ascii="仿宋" w:hAnsi="仿宋" w:eastAsia="仿宋"/>
-          <w:sz w:val="24"/>
-          <w:szCs w:val="24"/>
-        </w:rPr>
-        <w:t xml:space="preserve">2. 持续监听的隐私风险。真实部署需麦克风持续采集环境音频，可推断用户在家时长、作息、来访情况等敏感信息。必须做到本地推理、音频不外传不留存。本实验为离线批处理，不涉及此问题。</w:t>
-      </w:r>
-    </w:p>
-    <w:p>
-      <w:pPr>
-        <w:rPr>
-          <w:rFonts w:hint="eastAsia" w:ascii="仿宋" w:hAnsi="仿宋" w:eastAsia="仿宋"/>
-          <w:sz w:val="24"/>
-          <w:szCs w:val="24"/>
-        </w:rPr>
-      </w:pPr>
-      <w:r>
-        <w:rPr>
-          <w:rFonts w:hint="eastAsia" w:ascii="仿宋" w:hAnsi="仿宋" w:eastAsia="仿宋"/>
-          <w:sz w:val="24"/>
-          <w:szCs w:val="24"/>
-        </w:rPr>
-        <w:t xml:space="preserve">3. 数据集与模型的偏见。AudioSet 的类别分布以欧美城市环境为主，对特定地区覆盖不足，5.2 节 71.8% 的未覆盖率正反映了这一点。直接部署可能出现在特定居住环境中大量关键声音无法识别的情况，且这种失效是静默的——用户不会知道系统「听不到」什么。</w:t>
-      </w:r>
-    </w:p>
-    <w:p>
-      <w:pPr>
-        <w:rPr>
-          <w:rFonts w:hint="eastAsia" w:ascii="仿宋" w:hAnsi="仿宋" w:eastAsia="仿宋"/>
-          <w:sz w:val="24"/>
-          <w:szCs w:val="24"/>
-        </w:rPr>
-      </w:pPr>
-      <w:r>
-        <w:rPr>
-          <w:rFonts w:hint="eastAsia" w:ascii="仿宋" w:hAnsi="仿宋" w:eastAsia="仿宋"/>
-          <w:sz w:val="24"/>
-          <w:szCs w:val="24"/>
-        </w:rPr>
-        <w:t xml:space="preserve">4. ESC-50 数据许可与署名。本实验使用的 ESC-50 采用 CC BY-NC 3.0（署名—非商业性使用）许可，仅用于课程教学，不商用、不再分发，署名原作者 Piczak, K. J.。任何商业用途均需另行获得授权。</w:t>
-      </w:r>
-    </w:p>
-    <w:p>
-      <w:pPr>
-        <w:rPr>
-          <w:rFonts w:hint="eastAsia" w:ascii="仿宋" w:hAnsi="仿宋" w:eastAsia="仿宋"/>
-          <w:sz w:val="24"/>
-          <w:szCs w:val="24"/>
-        </w:rPr>
-      </w:pPr>
-      <w:r>
-        <w:rPr>
-          <w:rFonts w:hint="eastAsia" w:ascii="仿宋" w:hAnsi="仿宋" w:eastAsia="仿宋"/>
-          <w:sz w:val="24"/>
-          <w:szCs w:val="24"/>
-        </w:rPr>
-        <w:t xml:space="preserve">5. 责任边界。本实验为技术验证，不具备任何安全设备资质，不可作为火灾报警、安防监控的替代或补充。若用于真实辅助，需明确其为「辅助提示」而非「安全保障」。</w:t>
+        <w:t xml:space="preserve">1. 漏报与误报的后果不对称。漏报火警可能致人伤害，误报则造成提示疲劳使用户忽略真实警报。工程上必须明确设计取向并如实告知能力边界。</w:t>
+      </w:r>
+    </w:p>
+    <w:p>
+      <w:pPr>
+        <w:rPr>
+          <w:rFonts w:hint="eastAsia" w:ascii="仿宋" w:hAnsi="仿宋" w:eastAsia="仿宋"/>
+          <w:sz w:val="24"/>
+          <w:szCs w:val="24"/>
+        </w:rPr>
+      </w:pPr>
+      <w:r>
+        <w:rPr>
+          <w:rFonts w:hint="eastAsia" w:ascii="仿宋" w:hAnsi="仿宋" w:eastAsia="仿宋"/>
+          <w:sz w:val="24"/>
+          <w:szCs w:val="24"/>
+        </w:rPr>
+        <w:t xml:space="preserve">2. 持续监听的隐私风险。真实部署需麦克风持续采集环境音频，可推断用户在家时长、作息、来访情况。必须本地推理、音频不外传不留存。本实验为离线批处理，不涉及此问题。</w:t>
+      </w:r>
+    </w:p>
+    <w:p>
+      <w:pPr>
+        <w:rPr>
+          <w:rFonts w:hint="eastAsia" w:ascii="仿宋" w:hAnsi="仿宋" w:eastAsia="仿宋"/>
+          <w:sz w:val="24"/>
+          <w:szCs w:val="24"/>
+        </w:rPr>
+      </w:pPr>
+      <w:r>
+        <w:rPr>
+          <w:rFonts w:hint="eastAsia" w:ascii="仿宋" w:hAnsi="仿宋" w:eastAsia="仿宋"/>
+          <w:sz w:val="24"/>
+          <w:szCs w:val="24"/>
+        </w:rPr>
+        <w:t xml:space="preserve">3. 数据集与模型的偏见。AudioSet 类别分布以欧美城市环境为主，5.2 节 71.8% 的未覆盖率正反映这一点。直接部署可能在特定居住环境中大量关键声音无法识别，且失效是静默的——用户不会知道系统「听不到」什么。</w:t>
+      </w:r>
+    </w:p>
+    <w:p>
+      <w:pPr>
+        <w:rPr>
+          <w:rFonts w:hint="eastAsia" w:ascii="仿宋" w:hAnsi="仿宋" w:eastAsia="仿宋"/>
+          <w:sz w:val="24"/>
+          <w:szCs w:val="24"/>
+        </w:rPr>
+      </w:pPr>
+      <w:r>
+        <w:rPr>
+          <w:rFonts w:hint="eastAsia" w:ascii="仿宋" w:hAnsi="仿宋" w:eastAsia="仿宋"/>
+          <w:sz w:val="24"/>
+          <w:szCs w:val="24"/>
+        </w:rPr>
+        <w:t xml:space="preserve">4. ESC-50 数据许可与署名。ESC-50 采用 CC BY-NC 3.0（署名—非商业性使用）许可，仅用于课程教学，不商用、不再分发，署名原作者 Piczak, K. J.。任何商业用途均需另行获得授权。</w:t>
+      </w:r>
+    </w:p>
+    <w:p>
+      <w:pPr>
+        <w:rPr>
+          <w:rFonts w:hint="eastAsia" w:ascii="仿宋" w:hAnsi="仿宋" w:eastAsia="仿宋"/>
+          <w:sz w:val="24"/>
+          <w:szCs w:val="24"/>
+        </w:rPr>
+      </w:pPr>
+      <w:r>
+        <w:rPr>
+          <w:rFonts w:hint="eastAsia" w:ascii="仿宋" w:hAnsi="仿宋" w:eastAsia="仿宋"/>
+          <w:sz w:val="24"/>
+          <w:szCs w:val="24"/>
+        </w:rPr>
+        <w:t xml:space="preserve">5. 责任边界。本实验为技术验证，不具备安全设备资质，不可作为火灾报警、安防监控的替代或补充。若用于真实辅助，须明确其为「辅助提示」而非「安全保障」。</w:t>
       </w:r>
     </w:p>
     <w:p/>
@@ -1734,7 +1649,7 @@
           <w:sz w:val="24"/>
           <w:szCs w:val="24"/>
         </w:rPr>
-        <w:t xml:space="preserve">本项目全部代码、实验数据与报告已托管至 GitHub 公开仓库，可直接访问：</w:t>
+        <w:t xml:space="preserve">本项目全部代码、实验数据与报告已托管至 GitHub 公开仓库：</w:t>
       </w:r>
     </w:p>
     <w:p>
@@ -1780,160 +1695,58 @@
           <w:sz w:val="24"/>
           <w:szCs w:val="24"/>
         </w:rPr>
-        <w:t xml:space="preserve">仓库中与本报告各章节对应的代码与数据位置如下。</w:t>
-      </w:r>
-    </w:p>
-    <w:p>
-      <w:pPr>
-        <w:rPr>
-          <w:rFonts w:hint="eastAsia" w:ascii="仿宋" w:hAnsi="仿宋" w:eastAsia="仿宋"/>
-          <w:sz w:val="24"/>
-          <w:szCs w:val="24"/>
-        </w:rPr>
-      </w:pPr>
-      <w:r>
-        <w:rPr>
-          <w:rFonts w:hint="eastAsia" w:ascii="仿宋" w:hAnsi="仿宋" w:eastAsia="仿宋"/>
-          <w:sz w:val="24"/>
-          <w:szCs w:val="24"/>
-        </w:rPr>
-        <w:t xml:space="preserve">场景一（音频读取与零样本推理）：scripts/audio_io.py（音频预处理）、scripts/yamnet_runner.py（ONNX 推理封装）、scripts/probe_model.py（模型输入输出规格探测）。</w:t>
-      </w:r>
-    </w:p>
-    <w:p>
-      <w:pPr>
-        <w:rPr>
-          <w:rFonts w:hint="eastAsia" w:ascii="仿宋" w:hAnsi="仿宋" w:eastAsia="仿宋"/>
-          <w:sz w:val="24"/>
-          <w:szCs w:val="24"/>
-        </w:rPr>
-      </w:pPr>
-      <w:r>
-        <w:rPr>
-          <w:rFonts w:hint="eastAsia" w:ascii="仿宋" w:hAnsi="仿宋" w:eastAsia="仿宋"/>
-          <w:sz w:val="24"/>
-          <w:szCs w:val="24"/>
-        </w:rPr>
-        <w:t xml:space="preserve">场景二（映射与分级决策）：scripts/event_mapping.py（521 类到听障事件的映射表、紧急分级、覆盖率统计）、scripts/decision.py（帧聚合、阈值判定、多帧去抖）。</w:t>
-      </w:r>
-    </w:p>
-    <w:p>
-      <w:pPr>
-        <w:rPr>
-          <w:rFonts w:hint="eastAsia" w:ascii="仿宋" w:hAnsi="仿宋" w:eastAsia="仿宋"/>
-          <w:sz w:val="24"/>
-          <w:szCs w:val="24"/>
-        </w:rPr>
-      </w:pPr>
-      <w:r>
-        <w:rPr>
-          <w:rFonts w:hint="eastAsia" w:ascii="仿宋" w:hAnsi="仿宋" w:eastAsia="仿宋"/>
-          <w:sz w:val="24"/>
-          <w:szCs w:val="24"/>
-        </w:rPr>
-        <w:t xml:space="preserve">场景三（事件 JSON 与提示文案）：scripts/detect.py（音频到事件 JSON 的主流程）；Coze 侧的三组验证记录见 docs/coze-paste-samples.md，验证截图见 docs/images/coze_verification.png。</w:t>
-      </w:r>
-    </w:p>
-    <w:p>
-      <w:pPr>
-        <w:rPr>
-          <w:rFonts w:hint="eastAsia" w:ascii="仿宋" w:hAnsi="仿宋" w:eastAsia="仿宋"/>
-          <w:sz w:val="24"/>
-          <w:szCs w:val="24"/>
-        </w:rPr>
-      </w:pPr>
-      <w:r>
-        <w:rPr>
-          <w:rFonts w:hint="eastAsia" w:ascii="仿宋" w:hAnsi="仿宋" w:eastAsia="仿宋"/>
-          <w:sz w:val="24"/>
-          <w:szCs w:val="24"/>
-        </w:rPr>
-        <w:t xml:space="preserve">评估与出图（第五章数据来源）：scripts/evaluate.py（事件级命中率、按类汇总、混淆矩阵）、scripts/plot_results.py（参数扫描对比图）。</w:t>
-      </w:r>
-    </w:p>
-    <w:p>
-      <w:pPr>
-        <w:rPr>
-          <w:rFonts w:hint="eastAsia" w:ascii="仿宋" w:hAnsi="仿宋" w:eastAsia="仿宋"/>
-          <w:sz w:val="24"/>
-          <w:szCs w:val="24"/>
-        </w:rPr>
-      </w:pPr>
-      <w:r>
-        <w:rPr>
-          <w:rFonts w:hint="eastAsia" w:ascii="仿宋" w:hAnsi="仿宋" w:eastAsia="仿宋"/>
-          <w:sz w:val="24"/>
-          <w:szCs w:val="24"/>
-        </w:rPr>
-        <w:t xml:space="preserve">模型与数据获取（第三章环境）：scripts/download_model.py（经 hf-mirror 下载 YAMNet ONNX 与类别表）、scripts/download_samples.py（ESC-50 抽样下载）、scripts/make_test_signals.py（合成测试信号）。</w:t>
-      </w:r>
-    </w:p>
-    <w:p>
-      <w:pPr>
-        <w:rPr>
-          <w:rFonts w:hint="eastAsia" w:ascii="仿宋" w:hAnsi="仿宋" w:eastAsia="仿宋"/>
-          <w:sz w:val="24"/>
-          <w:szCs w:val="24"/>
-        </w:rPr>
-      </w:pPr>
-      <w:r>
-        <w:rPr>
-          <w:rFonts w:hint="eastAsia" w:ascii="仿宋" w:hAnsi="仿宋" w:eastAsia="仿宋"/>
-          <w:sz w:val="24"/>
-          <w:szCs w:val="24"/>
-        </w:rPr>
-        <w:t xml:space="preserve">单元测试：tests/ 目录下 10 个测试文件，共 65 个用例，与 scripts/ 下各模块一一对应。</w:t>
-      </w:r>
-    </w:p>
-    <w:p>
-      <w:pPr>
-        <w:rPr>
-          <w:rFonts w:hint="eastAsia" w:ascii="仿宋" w:hAnsi="仿宋" w:eastAsia="仿宋"/>
-          <w:sz w:val="24"/>
-          <w:szCs w:val="24"/>
-        </w:rPr>
-      </w:pPr>
-      <w:r>
-        <w:rPr>
-          <w:rFonts w:hint="eastAsia" w:ascii="仿宋" w:hAnsi="仿宋" w:eastAsia="仿宋"/>
-          <w:sz w:val="24"/>
-          <w:szCs w:val="24"/>
-        </w:rPr>
-        <w:t xml:space="preserve">实验数据产物：data/out/ 下 metrics.csv（逐条命中明细）、metrics_summary.json（总体与按类汇总）、confusion.csv（混淆矩阵）、threshold_sweep.png（参数对比图）；阈值扫描结果在各 thr_* 子目录，去抖窗口扫描结果在各 mf_* 子目录；Coze 三组样本的输入 JSON 在 data/out/coze_samples/。</w:t>
-      </w:r>
-    </w:p>
-    <w:p>
-      <w:pPr>
-        <w:rPr>
-          <w:rFonts w:hint="eastAsia" w:ascii="仿宋" w:hAnsi="仿宋" w:eastAsia="仿宋"/>
-          <w:sz w:val="24"/>
-          <w:szCs w:val="24"/>
-        </w:rPr>
-      </w:pPr>
-      <w:r>
-        <w:rPr>
-          <w:rFonts w:hint="eastAsia" w:ascii="仿宋" w:hAnsi="仿宋" w:eastAsia="仿宋"/>
-          <w:sz w:val="24"/>
-          <w:szCs w:val="24"/>
-        </w:rPr>
-        <w:t xml:space="preserve">设计与过程文档：docs/superpowers/specs/ 下为设计文档，docs/superpowers/plans/ 下为实施计划。</w:t>
-      </w:r>
-    </w:p>
-    <w:p>
-      <w:pPr>
-        <w:rPr>
-          <w:rFonts w:hint="eastAsia" w:ascii="仿宋" w:hAnsi="仿宋" w:eastAsia="仿宋"/>
-          <w:sz w:val="24"/>
-          <w:szCs w:val="24"/>
-        </w:rPr>
-      </w:pPr>
-      <w:r>
-        <w:rPr>
-          <w:rFonts w:hint="eastAsia" w:ascii="仿宋" w:hAnsi="仿宋" w:eastAsia="仿宋"/>
-          <w:sz w:val="24"/>
-          <w:szCs w:val="24"/>
-        </w:rPr>
-        <w:t xml:space="preserve">说明：模型权重（16 MB）与 ESC-50 音频素材（约 28 MB）因体积与许可原因未纳入仓库，可分别运行 python scripts/download_model.py 与 python scripts/download_samples.py 重新获取。</w:t>
+        <w:t xml:space="preserve">代码：scripts/ 下 11 个模块——场景一为 audio_io.py、yamnet_runner.py、probe_model.py；场景二为 event_mapping.py、decision.py；场景三为 detect.py；评估与出图为 evaluate.py、plot_results.py；数据获取为 download_model.py、download_samples.py、make_test_signals.py。</w:t>
+      </w:r>
+    </w:p>
+    <w:p>
+      <w:pPr>
+        <w:rPr>
+          <w:rFonts w:hint="eastAsia" w:ascii="仿宋" w:hAnsi="仿宋" w:eastAsia="仿宋"/>
+          <w:sz w:val="24"/>
+          <w:szCs w:val="24"/>
+        </w:rPr>
+      </w:pPr>
+      <w:r>
+        <w:rPr>
+          <w:rFonts w:hint="eastAsia" w:ascii="仿宋" w:hAnsi="仿宋" w:eastAsia="仿宋"/>
+          <w:sz w:val="24"/>
+          <w:szCs w:val="24"/>
+        </w:rPr>
+        <w:t xml:space="preserve">测试与数据：tests/ 下 10 个测试文件共 65 个用例；data/out/ 下为 metrics.csv、metrics_summary.json、confusion.csv、threshold_sweep.png；阈值扫描在 thr_*/、去抖扫描在 mf_*/、Coze 样本输入在 coze_samples/。</w:t>
+      </w:r>
+    </w:p>
+    <w:p>
+      <w:pPr>
+        <w:rPr>
+          <w:rFonts w:hint="eastAsia" w:ascii="仿宋" w:hAnsi="仿宋" w:eastAsia="仿宋"/>
+          <w:sz w:val="24"/>
+          <w:szCs w:val="24"/>
+        </w:rPr>
+      </w:pPr>
+      <w:r>
+        <w:rPr>
+          <w:rFonts w:hint="eastAsia" w:ascii="仿宋" w:hAnsi="仿宋" w:eastAsia="仿宋"/>
+          <w:sz w:val="24"/>
+          <w:szCs w:val="24"/>
+        </w:rPr>
+        <w:t xml:space="preserve">文档：设计文档与实施计划见 docs/superpowers/specs/ 与 docs/superpowers/plans/，Coze 验证记录见 docs/coze-paste-samples.md，验证截图见 docs/images/。</w:t>
+      </w:r>
+    </w:p>
+    <w:p>
+      <w:pPr>
+        <w:rPr>
+          <w:rFonts w:hint="eastAsia" w:ascii="仿宋" w:hAnsi="仿宋" w:eastAsia="仿宋"/>
+          <w:sz w:val="24"/>
+          <w:szCs w:val="24"/>
+        </w:rPr>
+      </w:pPr>
+      <w:r>
+        <w:rPr>
+          <w:rFonts w:hint="eastAsia" w:ascii="仿宋" w:hAnsi="仿宋" w:eastAsia="仿宋"/>
+          <w:sz w:val="24"/>
+          <w:szCs w:val="24"/>
+        </w:rPr>
+        <w:t xml:space="preserve">模型权重（16 MB）与音频素材（约 28 MB）因体积与许可原因未纳入仓库，可分别运行 python scripts/download_model.py 与 python scripts/download_samples.py 重新获取。</w:t>
       </w:r>
     </w:p>
     <w:p/>
@@ -1985,24 +1798,7 @@
           <w:sz w:val="24"/>
           <w:szCs w:val="24"/>
         </w:rPr>
-        <w:t xml:space="preserve">技术局限主要有三。其一，零样本路线决定了能力上限：系统能识别什么完全由 AudioSet 的 521 类预先决定，实测 71.8% 的类别无法映射到听障场景，且燃气报警、水壶鸣笛等居家安全声音在本体中没有独立类别，无法通过调参弥补。其二，Alarm、Buzzer、Beep、Fire alarm 等类别声学特征高度重叠，仅靠类别映射难以区分，实测出现过闹钟被误报为火警的案例。其三，零样本模式下部分关键声音单类得分偏低而被漏检，这类漏报若不处理会严重削弱系统可信度。</w:t>
-      </w:r>
-    </w:p>
-    <w:p>
-      <w:pPr>
-        <w:rPr>
-          <w:rFonts w:hint="eastAsia" w:ascii="仿宋" w:hAnsi="仿宋" w:eastAsia="仿宋"/>
-          <w:sz w:val="24"/>
-          <w:szCs w:val="24"/>
-        </w:rPr>
-      </w:pPr>
-      <w:r>
-        <w:rPr>
-          <w:rFonts w:hint="eastAsia" w:ascii="仿宋" w:hAnsi="仿宋" w:eastAsia="仿宋"/>
-          <w:sz w:val="24"/>
-          <w:szCs w:val="24"/>
-        </w:rPr>
-        <w:t xml:space="preserve">伦理风险方面，最突出的是漏报与误报后果的不对称性，以及长期误报导致的提示疲劳；其次是持续麦克风采集带来的隐私暴露；第三是数据集地域偏见造成特定环境下静默失效，而用户对此无从知晓。因此应当把系统定位为辅助提示而非安全保障。</w:t>
+        <w:t xml:space="preserve">技术局限有三。其一，零样本路线决定能力上限：实测 71.8% 的类别无法映射，燃气报警、水壶鸣笛等居家安全声音在本体中没有独立类别，无法通过调参弥补。其二，Alarm、Buzzer、Beep、Fire alarm 等类别声学特征高度重叠，仅靠类别映射难以区分，实测出现过闹钟被误报为火警。其三，部分关键声音单类得分偏低而被漏检。伦理风险方面，最突出的是漏报与误报后果的不对称性及长期误报造成的提示疲劳；其次是持续麦克风采集带来的隐私暴露；第三是数据集地域偏见造成特定环境下静默失效而用户无从知晓。故应把系统定位为辅助提示而非安全保障。</w:t>
       </w:r>
     </w:p>
     <w:p>
@@ -2036,7 +1832,7 @@
           <w:sz w:val="24"/>
           <w:szCs w:val="24"/>
         </w:rPr>
-        <w:t xml:space="preserve">一是工业设备预测性维护，通过对机械运转声的异常检测提前发现故障。二是城市噪声监测与声环境地图，用分布式麦克风节点绘制噪声时空分布。三是野生动物声学监测，通过识别物种鸣叫评估生物多样性。四是居家养老看护，识别跌倒声、呼救声等异常。五是会议与课堂的说话人分离与纪要生成。六是智能耳机的通透模式，根据环境声类型动态调整降噪策略。</w:t>
+        <w:t xml:space="preserve">一是工业设备预测性维护，通过对机械运转声的异常检测提前发现故障。二是城市噪声监测与声环境地图。三是野生动物声学监测，识别物种鸣叫评估生物多样性。四是居家养老看护，识别跌倒声、呼救声。五是会议与课堂的说话人分离与纪要生成。六是智能耳机通透模式，依环境声类型动态调整降噪。</w:t>
       </w:r>
     </w:p>
     <w:p>
@@ -2070,7 +1866,7 @@
           <w:sz w:val="24"/>
           <w:szCs w:val="24"/>
         </w:rPr>
-        <w:t xml:space="preserve">其一，时频分析与特征提取，包括短时傅里叶变换、梅尔滤波器组、MFCC，希望从「直接调用预训练模型」进一步下沉到自己实现特征提取，理解模型的输入到底是什么。其二，数据增强与少样本学习，用于解决本次暴露的漏检问题。其三，时序建模与声事件起止检测，本次只做了片段级分类，无法给出事件在时间轴上的准确边界。其四，模型轻量化与端侧部署，若要真正做成便携辅具，需进一步量化与优化。</w:t>
+        <w:t xml:space="preserve">其一，时频分析与特征提取，包括短时傅里叶变换、梅尔滤波器组、MFCC，希望从调用预训练模型下沉到自己实现特征提取。其二，数据增强与少样本学习，用于解决本次暴露的漏检问题。其三，时序建模与声事件起止检测，本次只做片段级分类，无法给出事件在时间轴上的边界。其四，模型轻量化与端侧部署，若要真正做成便携辅具需进一步量化优化。</w:t>
       </w:r>
     </w:p>
     <w:p/>

--- a/docs/听障无障碍环境声音提示智能体实验报告.docx
+++ b/docs/听障无障碍环境声音提示智能体实验报告.docx
@@ -1146,7 +1146,7 @@
           <w:sz w:val="24"/>
           <w:szCs w:val="24"/>
         </w:rPr>
-        <w:t xml:space="preserve">6 个合成信号在阈值 0.2 下：440 Hz → 电话铃声 0.97、警报器 0.81；1000 Hz → 电子提示音 0.98；扫频 → 警报器 0.21；白噪声、静音、脉冲串无事件。440 Hz 正是电话拨号音的标准频率，说明模型确实依据频谱判断。合成信号仅验证管线，不评估准确率。</w:t>
+        <w:t xml:space="preserve">6 个合成信号在阈值 0.2 下：440 Hz → 电话铃声 0.97、警报器 0.81；1000 Hz → 电子提示音 0.98；扫频 → 警报器 0.21；白噪声、静音、脉冲串无事件。440 Hz 正是电话拨号音标准频率，说明模型依据频谱判断。合成信号仅验证管线连通性。</w:t>
       </w:r>
     </w:p>
     <w:p>
@@ -1197,7 +1197,7 @@
           <w:sz w:val="24"/>
           <w:szCs w:val="24"/>
         </w:rPr>
-        <w:t xml:space="preserve">这是本次最重要的发现之一：即便放宽关键词匹配，仍有 71.8% 的类别无法归入任何听障提示场景。这并非映射表编写不足，而是 AudioSet 本体的设计取向所致——它面向通用音频事件识别，含大量乐器、音乐流派、动物物种等无关类别。该数字量化了零样本路线的能力上限：可提示范围被本体预先决定，无法通过调参突破。烟雾报警器、门铃等有对应类别因而可用，但燃气报警、水壶鸣笛等居家安全声音没有独立类别，只能落入未覆盖。这是路线的结构性局限，不是实现缺陷。</w:t>
+        <w:t xml:space="preserve">结论：71.8% 的类别无法归入听障提示场景，源于 AudioSet 面向通用音频识别、含大量无关类别，并非映射表编写不足。可提示范围被本体预先决定，无法通过调参突破；燃气报警、水壶鸣笛等居家安全声音无独立类别，只能落入未覆盖。这是路线的结构性局限。</w:t>
       </w:r>
     </w:p>
     <w:p>
@@ -1231,7 +1231,7 @@
           <w:sz w:val="24"/>
           <w:szCs w:val="24"/>
         </w:rPr>
-        <w:t xml:space="preserve">用 ESC-50 抽样的 65 条片段（13 类 × 5 条）评估。指标口径：ESC-50 类别体系与 AudioSet 不同，无法做标准分类准确率对比，本实验统计的是「零样本预测是否落进该类别应有的听障事件族」，即事件级命中率，不可与文献分类准确率直接比较。当前参数（阈值 0.2）下为 60.0%（39/65）。</w:t>
+        <w:t xml:space="preserve">ESC-50 抽样 65 条（13 类 × 5 条）。指标口径：本实验统计「零样本预测是否落进该类别应有的听障事件族」，即事件级命中率，因两者类别体系不同，不可与文献分类准确率直接比较。阈值 0.2 下命中率为 60.0%（39/65）。</w:t>
       </w:r>
     </w:p>
     <w:p>
@@ -1282,24 +1282,24 @@
           <w:sz w:val="24"/>
           <w:szCs w:val="24"/>
         </w:rPr>
-        <w:t xml:space="preserve">去抖窗口扫描（阈值固定 0.10）：1 帧 → 70.8%，2 帧 → 72.3%，3 帧 → 64.6%。放宽到 2 帧略有提升，说明双帧一致性滤除了部分瞬时误报；到 3 帧明显下降，因 5 秒片段仅含约 10 帧，要求 3 帧命中会滤掉真实但短暂的事件。</w:t>
-      </w:r>
-    </w:p>
-    <w:p>
-      <w:pPr>
-        <w:rPr>
-          <w:rFonts w:hint="eastAsia" w:ascii="仿宋" w:hAnsi="仿宋" w:eastAsia="仿宋"/>
-          <w:sz w:val="24"/>
-          <w:szCs w:val="24"/>
-        </w:rPr>
-      </w:pPr>
-      <w:r>
-        <w:rPr>
-          <w:rFonts w:hint="eastAsia" w:ascii="仿宋" w:hAnsi="仿宋" w:eastAsia="仿宋"/>
-          <w:sz w:val="24"/>
-          <w:szCs w:val="24"/>
-        </w:rPr>
-        <w:t xml:space="preserve">参数建议：召回优先取阈值 0.05 至 0.10、min_frames = 2；抑制误报优先取 0.20 至 0.30。听障安全场景应以召回优先——漏报火警的代价远高于多提示一次门铃。对比图如下：</w:t>
+        <w:t xml:space="preserve">去抖窗口（阈值固定 0.10）：1 帧 → 70.8%，2 帧 → 72.3%，3 帧 → 64.6%。2 帧最优，说明双帧一致性滤除了部分瞬时误报；3 帧下降是因 5 秒片段仅约 10 帧，会滤掉真实但短暂的事件。</w:t>
+      </w:r>
+    </w:p>
+    <w:p>
+      <w:pPr>
+        <w:rPr>
+          <w:rFonts w:hint="eastAsia" w:ascii="仿宋" w:hAnsi="仿宋" w:eastAsia="仿宋"/>
+          <w:sz w:val="24"/>
+          <w:szCs w:val="24"/>
+        </w:rPr>
+      </w:pPr>
+      <w:r>
+        <w:rPr>
+          <w:rFonts w:hint="eastAsia" w:ascii="仿宋" w:hAnsi="仿宋" w:eastAsia="仿宋"/>
+          <w:sz w:val="24"/>
+          <w:szCs w:val="24"/>
+        </w:rPr>
+        <w:t xml:space="preserve">参数建议：召回优先取阈值 0.05 至 0.10、min_frames = 2；抑制误报优先取 0.20 至 0.30。听障安全场景应以召回优先，漏报火警的代价远高于多提示一次门铃。对比图如下：</w:t>
       </w:r>
     </w:p>
     <w:p>
@@ -1371,7 +1371,7 @@
           <w:sz w:val="24"/>
           <w:szCs w:val="24"/>
         </w:rPr>
-        <w:t xml:space="preserve">低阈值下闹钟片段 5-210612-A-37 同时触发一级事件「火警」（0.34）、「警报器」（0.38）与二级事件「闹钟」（0.55）。这是典型误报：闹钟的周期性蜂鸣在频谱上与火警报警声高度相似。说明低阈值以误报率换召回率，需按场景权衡；且 Alarm、Buzzer、Beep、Fire alarm 等类别声学特征交叠，仅靠类别映射难以区分。此外敲门声、玻璃破碎等片段在零样本下未被检出，因训练分布中样本较少。这类漏报在安全场景中后果严重，是本路线最需警惕的失败模式。</w:t>
+        <w:t xml:space="preserve">低阈值下闹钟片段 5-210612-A-37 同时触发「火警」（0.34）、「警报器」（0.38）与「闹钟」（0.55），原因是周期性蜂鸣与火警报警声频谱相似，且 Alarm、Buzzer、Beep、Fire alarm 等类别特征交叠，仅靠类别映射难以区分。此外敲门声、玻璃破碎等片段在零样本下未被检出（训练样本较少）。漏报在安全场景中后果最严重。</w:t>
       </w:r>
     </w:p>
     <w:p>
@@ -1405,41 +1405,41 @@
           <w:sz w:val="24"/>
           <w:szCs w:val="24"/>
         </w:rPr>
-        <w:t xml:space="preserve">逐条核对三组输出对 8 条规则的遵守情况。符合：规则 1（只依据 events 陈述）三组均未出现 JSON 之外的声音；规则 3（置信度低于 0.5 用「可能」）样本 1 中三个低置信度事件用「可能」「有点像」弱化、两个高置信度事件直述，样本 2 的 0.11 用「好像」「不太确定」，区分正确；规则 4、6、7、8 均符合。</w:t>
-      </w:r>
-    </w:p>
-    <w:p>
-      <w:pPr>
-        <w:rPr>
-          <w:rFonts w:hint="eastAsia" w:ascii="仿宋" w:hAnsi="仿宋" w:eastAsia="仿宋"/>
-          <w:sz w:val="24"/>
-          <w:szCs w:val="24"/>
-        </w:rPr>
-      </w:pPr>
-      <w:r>
-        <w:rPr>
-          <w:rFonts w:hint="eastAsia" w:ascii="仿宋" w:hAnsi="仿宋" w:eastAsia="仿宋"/>
-          <w:sz w:val="24"/>
-          <w:szCs w:val="24"/>
-        </w:rPr>
-        <w:t xml:space="preserve">两处偏差。规则 5 指定的固定字符串「当前环境未检测到需要提示的声音。」未被照抄，实际输出「当前未检测到需提示的声音。」，语义一致但措辞不同——固定文案应改为代码层兜底。规则 2 对 max_level=1 要求「语气明确、直接」，样本 1 实际偏谨慎；该样本五个事件置信度全部低于 0.55，软化在情理上更稳妥，但与字面要求有距离。</w:t>
-      </w:r>
-    </w:p>
-    <w:p>
-      <w:pPr>
-        <w:rPr>
-          <w:rFonts w:hint="eastAsia" w:ascii="仿宋" w:hAnsi="仿宋" w:eastAsia="仿宋"/>
-          <w:sz w:val="24"/>
-          <w:szCs w:val="24"/>
-        </w:rPr>
-      </w:pPr>
-      <w:r>
-        <w:rPr>
-          <w:rFonts w:hint="eastAsia" w:ascii="仿宋" w:hAnsi="仿宋" w:eastAsia="仿宋"/>
-          <w:sz w:val="24"/>
-          <w:szCs w:val="24"/>
-        </w:rPr>
-        <w:t xml:space="preserve">一个系统级发现：样本 1 正是 5.5 节的误报案例，而 Coze 输出忠实地复述了这个误报。这暴露了端到端链路的结构性风险：提示词第 1 条在保护用户免受幻觉误导的同时，也剥夺了大模型质疑上游检测结果的权限——检测层一旦出错，提示层会以可信的语气把错误传达给用户。结论：提示层不能作为精度兜底，误报抑制必须在检测层解决。验证截图如下：</w:t>
+        <w:t xml:space="preserve">规则 1（只依据 events 陈述）、3（置信度低于 0.5 用「可能」）、4、6、7、8 均符合：样本 1 的三个低置信度事件用「可能」弱化、两个高置信度事件直述，样本 2 的 0.11 用「好像」，未一刀切。</w:t>
+      </w:r>
+    </w:p>
+    <w:p>
+      <w:pPr>
+        <w:rPr>
+          <w:rFonts w:hint="eastAsia" w:ascii="仿宋" w:hAnsi="仿宋" w:eastAsia="仿宋"/>
+          <w:sz w:val="24"/>
+          <w:szCs w:val="24"/>
+        </w:rPr>
+      </w:pPr>
+      <w:r>
+        <w:rPr>
+          <w:rFonts w:hint="eastAsia" w:ascii="仿宋" w:hAnsi="仿宋" w:eastAsia="仿宋"/>
+          <w:sz w:val="24"/>
+          <w:szCs w:val="24"/>
+        </w:rPr>
+        <w:t xml:space="preserve">偏差两处：规则 5 的固定字符串「当前环境未检测到需要提示的声音。」被改写为「当前未检测到需提示的声音。」，固定文案应改为代码层兜底；规则 2 要求 max_level=1「语气明确、直接」，样本 1 实际偏谨慎（该样本五事件置信度均低于 0.55，软化更稳妥）。</w:t>
+      </w:r>
+    </w:p>
+    <w:p>
+      <w:pPr>
+        <w:rPr>
+          <w:rFonts w:hint="eastAsia" w:ascii="仿宋" w:hAnsi="仿宋" w:eastAsia="仿宋"/>
+          <w:sz w:val="24"/>
+          <w:szCs w:val="24"/>
+        </w:rPr>
+      </w:pPr>
+      <w:r>
+        <w:rPr>
+          <w:rFonts w:hint="eastAsia" w:ascii="仿宋" w:hAnsi="仿宋" w:eastAsia="仿宋"/>
+          <w:sz w:val="24"/>
+          <w:szCs w:val="24"/>
+        </w:rPr>
+        <w:t xml:space="preserve">系统级发现：样本 1 正是 5.5 节的误报案例，Coze 忠实复述了它。提示词第 1 条在防幻觉的同时，也剥夺了大模型质疑上游检测结果的权限，检测层出错时提示层会以可信语气传达错误。结论：提示层不能作为精度兜底，误报抑制必须在检测层解决。截图如下：</w:t>
       </w:r>
     </w:p>
     <w:p>

--- a/docs/听障无障碍环境声音提示智能体实验报告.docx
+++ b/docs/听障无障碍环境声音提示智能体实验报告.docx
@@ -1730,6 +1730,23 @@
           <w:szCs w:val="24"/>
         </w:rPr>
         <w:t xml:space="preserve">文档：设计文档与实施计划见 docs/superpowers/specs/ 与 docs/superpowers/plans/，Coze 验证记录见 docs/coze-paste-samples.md，验证截图见 docs/images/。</w:t>
+      </w:r>
+    </w:p>
+    <w:p>
+      <w:pPr>
+        <w:rPr>
+          <w:rFonts w:hint="eastAsia" w:ascii="仿宋" w:hAnsi="仿宋" w:eastAsia="仿宋"/>
+          <w:sz w:val="24"/>
+          <w:szCs w:val="24"/>
+        </w:rPr>
+      </w:pPr>
+      <w:r>
+        <w:rPr>
+          <w:rFonts w:hint="eastAsia" w:ascii="仿宋" w:hAnsi="仿宋" w:eastAsia="仿宋"/>
+          <w:sz w:val="24"/>
+          <w:szCs w:val="24"/>
+        </w:rPr>
+        <w:t xml:space="preserve">为便于演示，另提供本地网页工具 scripts/serve_demo.py（仅用 Python 标准库，无 Web 框架依赖）。运行 python scripts/serve_demo.py 后在浏览器打开 http://127.0.0.1:8000 即可：左侧列出 65 条样本，点击任一可查看波形与频谱、识别出的事件及其紧急等级与置信度、发送给 Coze 的事件 JSON，以及该样本经 Coze 实测的提示文案；拖动阈值滑块可实时观察召回与误报的权衡。演示视频即以此页面为主。</w:t>
       </w:r>
     </w:p>
     <w:p>
